--- a/t13_s4.docx
+++ b/t13_s4.docx
@@ -3,2168 +3,1698 @@
 <w:document xmlns:wpc="http://schemas.microsoft.com/office/word/2010/wordprocessingCanvas" xmlns:mo="http://schemas.microsoft.com/office/mac/office/2008/main" xmlns:mc="http://schemas.openxmlformats.org/markup-compatibility/2006" xmlns:mv="urn:schemas-microsoft-com:mac:vml" xmlns:o="urn:schemas-microsoft-com:office:office" xmlns:r="http://schemas.openxmlformats.org/officeDocument/2006/relationships" xmlns:m="http://schemas.openxmlformats.org/officeDocument/2006/math" xmlns:v="urn:schemas-microsoft-com:vml" xmlns:wp14="http://schemas.microsoft.com/office/word/2010/wordprocessingDrawing" xmlns:wp="http://schemas.openxmlformats.org/drawingml/2006/wordprocessingDrawing" xmlns:w10="urn:schemas-microsoft-com:office:word" xmlns:w="http://schemas.openxmlformats.org/wordprocessingml/2006/main" xmlns:w14="http://schemas.microsoft.com/office/word/2010/wordml" xmlns:wpg="http://schemas.microsoft.com/office/word/2010/wordprocessingGroup" xmlns:wpi="http://schemas.microsoft.com/office/word/2010/wordprocessingInk" xmlns:wne="http://schemas.microsoft.com/office/word/2006/wordml" xmlns:wps="http://schemas.microsoft.com/office/word/2010/wordprocessingShape" mc:Ignorable="w14 wp14">
   <w:body>
     <w:p>
-      <w:pPr>
-        <w:spacing w:after="20" w:before="120"/>
-      </w:pPr>
-      <w:r>
-        <w:rPr>
-          <w:b/>
-          <w:sz w:val="22"/>
-        </w:rPr>
-        <w:t>Question: A nursing officer posted in OT, he anticipates that which test used to take breast biopsy?</w:t>
-      </w:r>
-    </w:p>
-    <w:p>
-      <w:pPr>
-        <w:spacing w:after="0" w:before="0"/>
-      </w:pPr>
-      <w:r>
-        <w:rPr>
-          <w:b w:val="0"/>
-          <w:sz w:val="22"/>
-        </w:rPr>
-        <w:t>(a) Bronchoscope</w:t>
-      </w:r>
-    </w:p>
-    <w:p>
-      <w:pPr>
-        <w:spacing w:after="0" w:before="0"/>
-      </w:pPr>
-      <w:r>
-        <w:rPr>
-          <w:b w:val="0"/>
-          <w:sz w:val="22"/>
-        </w:rPr>
-        <w:t>(b) Laparoscope</w:t>
-      </w:r>
-    </w:p>
-    <w:p>
-      <w:pPr>
-        <w:spacing w:after="0" w:before="0"/>
-      </w:pPr>
-      <w:r>
-        <w:rPr>
-          <w:b w:val="0"/>
-          <w:sz w:val="22"/>
-        </w:rPr>
-        <w:t>(c) USG</w:t>
-      </w:r>
-    </w:p>
-    <w:p>
-      <w:pPr>
-        <w:spacing w:after="0" w:before="0"/>
-      </w:pPr>
-      <w:r>
-        <w:rPr>
-          <w:b w:val="0"/>
-          <w:sz w:val="22"/>
-        </w:rPr>
-        <w:t>(d) Laryngoscopy</w:t>
-      </w:r>
-    </w:p>
-    <w:p>
-      <w:pPr>
-        <w:spacing w:after="0" w:before="40"/>
-      </w:pPr>
-      <w:r>
-        <w:rPr>
-          <w:b/>
-          <w:sz w:val="22"/>
-        </w:rPr>
-        <w:t>Answer: c</w:t>
-      </w:r>
-    </w:p>
-    <w:p>
-      <w:pPr>
-        <w:spacing w:after="0" w:before="0"/>
-      </w:pPr>
-      <w:r>
-        <w:rPr>
-          <w:b w:val="0"/>
-          <w:sz w:val="21"/>
-        </w:rPr>
-        <w:t>Solution: The test commonly used to perform a breast biopsy is ultrasound (USG) (option A). Ultrasound-guided breast biopsy is a minimally invasive procedure that uses ultrasound imaging to precisely locate and guide the biopsy needle into the suspicious area of the breast. This technique allows for accurate sampling of breast tissue for diagnostic purposes. It is often used when there is a suspicious lump or abnormality detected on a mammogram or clinical examination. The use of ultrasound guidance enhances the accuracy and safety of the biopsy procedure.</w:t>
-      </w:r>
-    </w:p>
-    <w:p>
-      <w:pPr>
-        <w:spacing w:after="0" w:before="0"/>
-      </w:pPr>
-      <w:r>
-        <w:rPr>
-          <w:b w:val="0"/>
-          <w:sz w:val="20"/>
-        </w:rPr>
-        <w:t>Positive Marks: 1</w:t>
-      </w:r>
-    </w:p>
-    <w:p>
-      <w:pPr>
-        <w:spacing w:after="160" w:before="0"/>
-      </w:pPr>
-      <w:r>
-        <w:rPr>
-          <w:b w:val="0"/>
-          <w:sz w:val="20"/>
-        </w:rPr>
-        <w:t>Negative Marks: 0.25</w:t>
-      </w:r>
-    </w:p>
-    <w:p>
-      <w:pPr>
-        <w:spacing w:after="20" w:before="120"/>
-      </w:pPr>
-      <w:r>
-        <w:rPr>
-          <w:b/>
-          <w:sz w:val="22"/>
-        </w:rPr>
-        <w:t>Question: According to the latest guidelines of WHO, in which container should pus-soiled cotton swabs be discarded?</w:t>
-      </w:r>
-    </w:p>
-    <w:p>
-      <w:pPr>
-        <w:spacing w:after="0" w:before="0"/>
-      </w:pPr>
-      <w:r>
-        <w:rPr>
-          <w:b w:val="0"/>
-          <w:sz w:val="22"/>
-        </w:rPr>
-        <w:t>(a) Black</w:t>
-      </w:r>
-    </w:p>
-    <w:p>
-      <w:pPr>
-        <w:spacing w:after="0" w:before="0"/>
-      </w:pPr>
-      <w:r>
-        <w:rPr>
-          <w:b w:val="0"/>
-          <w:sz w:val="22"/>
-        </w:rPr>
-        <w:t>(b) Red</w:t>
-      </w:r>
-    </w:p>
-    <w:p>
-      <w:pPr>
-        <w:spacing w:after="0" w:before="0"/>
-      </w:pPr>
-      <w:r>
-        <w:rPr>
-          <w:b w:val="0"/>
-          <w:sz w:val="22"/>
-        </w:rPr>
-        <w:t>(c) Card board</w:t>
-      </w:r>
-    </w:p>
-    <w:p>
-      <w:pPr>
-        <w:spacing w:after="0" w:before="0"/>
-      </w:pPr>
-      <w:r>
-        <w:rPr>
-          <w:b w:val="0"/>
-          <w:sz w:val="22"/>
-        </w:rPr>
-        <w:t>(d) Yellow</w:t>
-      </w:r>
-    </w:p>
-    <w:p>
-      <w:pPr>
-        <w:spacing w:after="0" w:before="40"/>
-      </w:pPr>
-      <w:r>
-        <w:rPr>
-          <w:b/>
-          <w:sz w:val="22"/>
-        </w:rPr>
-        <w:t>Answer: d</w:t>
-      </w:r>
-    </w:p>
-    <w:p>
-      <w:pPr>
-        <w:spacing w:after="0" w:before="0"/>
-      </w:pPr>
-      <w:r>
-        <w:rPr>
-          <w:b w:val="0"/>
-          <w:sz w:val="21"/>
-        </w:rPr>
-        <w:t>Solution: According to the latest guidelines of the World Health Organization (WHO), pus-soiled cotton swabs should be discarded in a yellow container (option a). Proper disposal of contaminated materials is crucial to prevent the spread of infections and ensure a safe healthcare environment. The use of color-coded containers helps healthcare workers identify and segregate different types of waste for appropriate handling and disposal. Pus-soiled cotton swabs are considered infectious waste and should be disposed of in a designated container specifically designated for such waste. Adhering to BMU E Micros - these guidelines promotes infection control and protects both healthcare workers and patients.</w:t>
-      </w:r>
-    </w:p>
-    <w:p>
-      <w:pPr>
-        <w:spacing w:after="0" w:before="0"/>
-      </w:pPr>
-      <w:r>
-        <w:rPr>
-          <w:b w:val="0"/>
-          <w:sz w:val="20"/>
-        </w:rPr>
-        <w:t>Positive Marks: 1</w:t>
-      </w:r>
-    </w:p>
-    <w:p>
-      <w:pPr>
-        <w:spacing w:after="160" w:before="0"/>
-      </w:pPr>
-      <w:r>
-        <w:rPr>
-          <w:b w:val="0"/>
-          <w:sz w:val="20"/>
-        </w:rPr>
-        <w:t>Negative Marks: 0.25</w:t>
-      </w:r>
-    </w:p>
-    <w:p>
-      <w:pPr>
-        <w:spacing w:after="20" w:before="120"/>
-      </w:pPr>
-      <w:r>
-        <w:rPr>
-          <w:b/>
-          <w:sz w:val="22"/>
-        </w:rPr>
-        <w:t>Question: What is the criteria for diagnosing preeclampsia in pregnant women based on blood pressure readings?</w:t>
-      </w:r>
-    </w:p>
-    <w:p>
-      <w:pPr>
-        <w:spacing w:after="0" w:before="0"/>
-      </w:pPr>
-      <w:r>
-        <w:rPr>
-          <w:b w:val="0"/>
-          <w:sz w:val="22"/>
-        </w:rPr>
-        <w:t>(a) 164/84 mm of Hg</w:t>
-      </w:r>
-    </w:p>
-    <w:p>
-      <w:pPr>
-        <w:spacing w:after="0" w:before="0"/>
-      </w:pPr>
-      <w:r>
-        <w:rPr>
-          <w:b w:val="0"/>
-          <w:sz w:val="22"/>
-        </w:rPr>
-        <w:t>(b) 120/80 mm of Hg</w:t>
-      </w:r>
-    </w:p>
-    <w:p>
-      <w:pPr>
-        <w:spacing w:after="0" w:before="0"/>
-      </w:pPr>
-      <w:r>
-        <w:rPr>
-          <w:b w:val="0"/>
-          <w:sz w:val="22"/>
-        </w:rPr>
-        <w:t>(c) More than 140/90 mm of Hg</w:t>
-      </w:r>
-    </w:p>
-    <w:p>
-      <w:pPr>
-        <w:spacing w:after="0" w:before="0"/>
-      </w:pPr>
-      <w:r>
-        <w:rPr>
-          <w:b w:val="0"/>
-          <w:sz w:val="22"/>
-        </w:rPr>
-        <w:t>(d) 130/90 mm of Hg</w:t>
-      </w:r>
-    </w:p>
-    <w:p>
-      <w:pPr>
-        <w:spacing w:after="0" w:before="40"/>
-      </w:pPr>
-      <w:r>
-        <w:rPr>
-          <w:b/>
-          <w:sz w:val="22"/>
-        </w:rPr>
-        <w:t>Answer: c</w:t>
-      </w:r>
-    </w:p>
-    <w:p>
-      <w:pPr>
-        <w:spacing w:after="0" w:before="0"/>
-      </w:pPr>
-      <w:r>
-        <w:rPr>
-          <w:b w:val="0"/>
-          <w:sz w:val="21"/>
-        </w:rPr>
-        <w:t>Solution: Preeclampsia is a serious pregnancy complication characterized by high blood pressure and damage to organs, often the liver and kidneys. One of the criteria for diagnosing preeclampsia is hypertension, which is defined as a blood pressure reading of 140/90 mmHg or higher, measured on two separate occasions, at least four hours apart, in a woman with previously normal blood pressure.</w:t>
-      </w:r>
-    </w:p>
-    <w:p>
-      <w:pPr>
-        <w:spacing w:after="0" w:before="0"/>
-      </w:pPr>
-      <w:r>
-        <w:rPr>
-          <w:b w:val="0"/>
-          <w:sz w:val="20"/>
-        </w:rPr>
-        <w:t>Positive Marks: 1</w:t>
-      </w:r>
-    </w:p>
-    <w:p>
-      <w:pPr>
-        <w:spacing w:after="160" w:before="0"/>
-      </w:pPr>
-      <w:r>
-        <w:rPr>
-          <w:b w:val="0"/>
-          <w:sz w:val="20"/>
-        </w:rPr>
-        <w:t>Negative Marks: 0.25</w:t>
-      </w:r>
-    </w:p>
-    <w:p>
-      <w:pPr>
-        <w:spacing w:after="20" w:before="120"/>
-      </w:pPr>
-      <w:r>
-        <w:rPr>
-          <w:b/>
-          <w:sz w:val="22"/>
-        </w:rPr>
-        <w:t>Question: . Organism responsible for lactational mastitis?</w:t>
-      </w:r>
-    </w:p>
-    <w:p>
-      <w:pPr>
-        <w:spacing w:after="0" w:before="0"/>
-      </w:pPr>
-      <w:r>
-        <w:rPr>
-          <w:b w:val="0"/>
-          <w:sz w:val="22"/>
-        </w:rPr>
-        <w:t>(a) Streptococcus epidermiditis</w:t>
-      </w:r>
-    </w:p>
-    <w:p>
-      <w:pPr>
-        <w:spacing w:after="0" w:before="0"/>
-      </w:pPr>
-      <w:r>
-        <w:rPr>
-          <w:b w:val="0"/>
-          <w:sz w:val="22"/>
-        </w:rPr>
-        <w:t>(b) Neisserria gonococci</w:t>
-      </w:r>
-    </w:p>
-    <w:p>
-      <w:pPr>
-        <w:spacing w:after="0" w:before="0"/>
-      </w:pPr>
-      <w:r>
-        <w:rPr>
-          <w:b w:val="0"/>
-          <w:sz w:val="22"/>
-        </w:rPr>
-        <w:t>(c) Staphylococcal aureus</w:t>
-      </w:r>
-    </w:p>
-    <w:p>
-      <w:pPr>
-        <w:spacing w:after="0" w:before="0"/>
-      </w:pPr>
-      <w:r>
-        <w:rPr>
-          <w:b w:val="0"/>
-          <w:sz w:val="22"/>
-        </w:rPr>
-        <w:t>(d) Pneumococcus</w:t>
-      </w:r>
-    </w:p>
-    <w:p>
-      <w:pPr>
-        <w:spacing w:after="0" w:before="40"/>
-      </w:pPr>
-      <w:r>
-        <w:rPr>
-          <w:b/>
-          <w:sz w:val="22"/>
-        </w:rPr>
-        <w:t>Answer: c</w:t>
-      </w:r>
-    </w:p>
-    <w:p>
-      <w:pPr>
-        <w:spacing w:after="0" w:before="0"/>
-      </w:pPr>
-      <w:r>
-        <w:rPr>
-          <w:b w:val="0"/>
-          <w:sz w:val="21"/>
-        </w:rPr>
-        <w:t>Solution: Staphylococcus aureus is the most common pathogenic bacteria for causing mastitis during lactation. It is a gram-positive bacteria with strong pathogenicity and can cause skin, soft-tissue, bone, joint, and systemic organ infections. The bacteria enter through a break or crack in the skin, usually on the nipple. The infection takes place in the fatty tissue of the breast and causes swelling which pushes on the milk ducts resulting in pain and lumps in the infected breast.</w:t>
-      </w:r>
-    </w:p>
-    <w:p>
-      <w:pPr>
-        <w:spacing w:after="0" w:before="0"/>
-      </w:pPr>
-      <w:r>
-        <w:rPr>
-          <w:b w:val="0"/>
-          <w:sz w:val="20"/>
-        </w:rPr>
-        <w:t>Positive Marks: 1</w:t>
-      </w:r>
-    </w:p>
-    <w:p>
-      <w:pPr>
-        <w:spacing w:after="160" w:before="0"/>
-      </w:pPr>
-      <w:r>
-        <w:rPr>
-          <w:b w:val="0"/>
-          <w:sz w:val="20"/>
-        </w:rPr>
-        <w:t>Negative Marks: 0.25</w:t>
-      </w:r>
-    </w:p>
-    <w:p>
-      <w:pPr>
-        <w:spacing w:after="20" w:before="120"/>
-      </w:pPr>
-      <w:r>
-        <w:rPr>
-          <w:b/>
-          <w:sz w:val="22"/>
-        </w:rPr>
-        <w:t>Question: DMPA is an injectable contraceptive given every</w:t>
-      </w:r>
-    </w:p>
-    <w:p>
-      <w:pPr>
-        <w:spacing w:after="0" w:before="0"/>
-      </w:pPr>
-      <w:r>
-        <w:rPr>
-          <w:b w:val="0"/>
-          <w:sz w:val="22"/>
-        </w:rPr>
-        <w:t>(a) 2 years</w:t>
-      </w:r>
-    </w:p>
-    <w:p>
-      <w:pPr>
-        <w:spacing w:after="0" w:before="0"/>
-      </w:pPr>
-      <w:r>
-        <w:rPr>
-          <w:b w:val="0"/>
-          <w:sz w:val="22"/>
-        </w:rPr>
-        <w:t>(b) 3 months</w:t>
-      </w:r>
-    </w:p>
-    <w:p>
-      <w:pPr>
-        <w:spacing w:after="0" w:before="0"/>
-      </w:pPr>
-      <w:r>
-        <w:rPr>
-          <w:b w:val="0"/>
-          <w:sz w:val="22"/>
-        </w:rPr>
-        <w:t>(c) 2 months</w:t>
-      </w:r>
-    </w:p>
-    <w:p>
-      <w:pPr>
-        <w:spacing w:after="0" w:before="0"/>
-      </w:pPr>
-      <w:r>
-        <w:rPr>
-          <w:b w:val="0"/>
-          <w:sz w:val="22"/>
-        </w:rPr>
-        <w:t>(d) 3 weeks</w:t>
-      </w:r>
-    </w:p>
-    <w:p>
-      <w:pPr>
-        <w:spacing w:after="0" w:before="40"/>
-      </w:pPr>
-      <w:r>
-        <w:rPr>
-          <w:b/>
-          <w:sz w:val="22"/>
-        </w:rPr>
-        <w:t>Answer: b</w:t>
-      </w:r>
-    </w:p>
-    <w:p>
-      <w:pPr>
-        <w:spacing w:after="0" w:before="0"/>
-      </w:pPr>
-      <w:r>
-        <w:rPr>
-          <w:b w:val="0"/>
-          <w:sz w:val="21"/>
-        </w:rPr>
-        <w:t>Solution: DMPA (Depo-Provera) is an injectable contraceptive given every 3 months.</w:t>
-      </w:r>
-    </w:p>
-    <w:p>
-      <w:pPr>
-        <w:spacing w:after="0" w:before="0"/>
-      </w:pPr>
-      <w:r>
-        <w:rPr>
-          <w:b w:val="0"/>
-          <w:sz w:val="20"/>
-        </w:rPr>
-        <w:t>Positive Marks: 1</w:t>
-      </w:r>
-    </w:p>
-    <w:p>
-      <w:pPr>
-        <w:spacing w:after="160" w:before="0"/>
-      </w:pPr>
-      <w:r>
-        <w:rPr>
-          <w:b w:val="0"/>
-          <w:sz w:val="20"/>
-        </w:rPr>
-        <w:t>Negative Marks: 0.25</w:t>
-      </w:r>
-    </w:p>
-    <w:p>
-      <w:pPr>
-        <w:spacing w:after="20" w:before="120"/>
-      </w:pPr>
-      <w:r>
-        <w:rPr>
-          <w:b/>
-          <w:sz w:val="22"/>
-        </w:rPr>
-        <w:t>Question: What is the normal neonatal heart rate</w:t>
-      </w:r>
-    </w:p>
-    <w:p>
-      <w:pPr>
-        <w:spacing w:after="0" w:before="0"/>
-      </w:pPr>
-      <w:r>
-        <w:rPr>
-          <w:b w:val="0"/>
-          <w:sz w:val="22"/>
-        </w:rPr>
-        <w:t>(a) 120-160 BPM</w:t>
-      </w:r>
-    </w:p>
-    <w:p>
-      <w:pPr>
-        <w:spacing w:after="0" w:before="0"/>
-      </w:pPr>
-      <w:r>
-        <w:rPr>
-          <w:b w:val="0"/>
-          <w:sz w:val="22"/>
-        </w:rPr>
-        <w:t>(b) 80-100 BPM</w:t>
-      </w:r>
-    </w:p>
-    <w:p>
-      <w:pPr>
-        <w:spacing w:after="0" w:before="0"/>
-      </w:pPr>
-      <w:r>
-        <w:rPr>
-          <w:b w:val="0"/>
-          <w:sz w:val="22"/>
-        </w:rPr>
-        <w:t>(c) 160-200 BPM</w:t>
-      </w:r>
-    </w:p>
-    <w:p>
-      <w:pPr>
-        <w:spacing w:after="0" w:before="0"/>
-      </w:pPr>
-      <w:r>
-        <w:rPr>
-          <w:b w:val="0"/>
-          <w:sz w:val="22"/>
-        </w:rPr>
-        <w:t>(d) 100-120 BPM</w:t>
-      </w:r>
-    </w:p>
-    <w:p>
-      <w:pPr>
-        <w:spacing w:after="0" w:before="40"/>
-      </w:pPr>
-      <w:r>
-        <w:rPr>
-          <w:b/>
-          <w:sz w:val="22"/>
-        </w:rPr>
-        <w:t>Answer: a</w:t>
-      </w:r>
-    </w:p>
-    <w:p>
-      <w:pPr>
-        <w:spacing w:after="0" w:before="0"/>
-      </w:pPr>
-      <w:r>
-        <w:rPr>
-          <w:b w:val="0"/>
-          <w:sz w:val="21"/>
-        </w:rPr>
-        <w:t>Solution: The normal neonatal heart rate ranges from 120 to 160 beats per minute (BPM). The heart rate in newborns is generally faster than in older children and adults due to the higher metabolic demands of their developing bodies. The heart rate can vary within this range depending on the baby's activity level, sleep state, and response to stimulation. Monitoring the heart rate in neonates is an essential part of assessing their cardiovascular function and overall well-being.</w:t>
-      </w:r>
-    </w:p>
-    <w:p>
-      <w:pPr>
-        <w:spacing w:after="0" w:before="0"/>
-      </w:pPr>
-      <w:r>
-        <w:rPr>
-          <w:b w:val="0"/>
-          <w:sz w:val="20"/>
-        </w:rPr>
-        <w:t>Positive Marks: 1</w:t>
-      </w:r>
-    </w:p>
-    <w:p>
-      <w:pPr>
-        <w:spacing w:after="160" w:before="0"/>
-      </w:pPr>
-      <w:r>
-        <w:rPr>
-          <w:b w:val="0"/>
-          <w:sz w:val="20"/>
-        </w:rPr>
-        <w:t>Negative Marks: 0.25</w:t>
-      </w:r>
-    </w:p>
-    <w:p>
-      <w:pPr>
-        <w:spacing w:after="20" w:before="120"/>
-      </w:pPr>
-      <w:r>
-        <w:rPr>
-          <w:b/>
-          <w:sz w:val="22"/>
-        </w:rPr>
-        <w:t>Question: A female comes on first antenatal visit at 10 weeks and states that she already have two earlier pregnancy that was delivered three years ago in NST OB 4 that one baby delivered at 36 weeks of gestation and another is delivered at 39 weeks of gestation. What is the GTPAL score?</w:t>
-      </w:r>
-    </w:p>
-    <w:p>
-      <w:pPr>
-        <w:spacing w:after="0" w:before="0"/>
-      </w:pPr>
-      <w:r>
-        <w:rPr>
-          <w:b w:val="0"/>
-          <w:sz w:val="22"/>
-        </w:rPr>
-        <w:t>(a) G3 T2 P2 A1 L2</w:t>
-      </w:r>
-    </w:p>
-    <w:p>
-      <w:pPr>
-        <w:spacing w:after="0" w:before="0"/>
-      </w:pPr>
-      <w:r>
-        <w:rPr>
-          <w:b w:val="0"/>
-          <w:sz w:val="22"/>
-        </w:rPr>
-        <w:t>(b) G3 T1 P1 A3 L1</w:t>
-      </w:r>
-    </w:p>
-    <w:p>
-      <w:pPr>
-        <w:spacing w:after="0" w:before="0"/>
-      </w:pPr>
-      <w:r>
-        <w:rPr>
-          <w:b w:val="0"/>
-          <w:sz w:val="22"/>
-        </w:rPr>
-        <w:t>(c) G3 T1 P1 A0 L2</w:t>
-      </w:r>
-    </w:p>
-    <w:p>
-      <w:pPr>
-        <w:spacing w:after="0" w:before="0"/>
-      </w:pPr>
-      <w:r>
-        <w:rPr>
-          <w:b w:val="0"/>
-          <w:sz w:val="22"/>
-        </w:rPr>
-        <w:t>(d) G3 T1 P0 A1 L3</w:t>
-      </w:r>
-    </w:p>
-    <w:p>
-      <w:pPr>
-        <w:spacing w:after="0" w:before="40"/>
-      </w:pPr>
-      <w:r>
-        <w:rPr>
-          <w:b/>
-          <w:sz w:val="22"/>
-        </w:rPr>
-        <w:t>Answer: d</w:t>
-      </w:r>
-    </w:p>
-    <w:p>
-      <w:pPr>
-        <w:spacing w:after="0" w:before="0"/>
-      </w:pPr>
-      <w:r>
-        <w:rPr>
-          <w:b w:val="0"/>
-          <w:sz w:val="21"/>
-        </w:rPr>
-        <w:t>Solution: GTPAL is a system used to describe a woman's obstetric history. G stands for gravida, which is the total number of times a woman has been pregnant, including the current pregnancy. T stands for term births, the number of pregnancies carried to term, i.e., 37 weeks or more. P stands for preterm births, the number of pregnancies delivered before 37 weeks. A stands for abortions, including miscarriages and elective terminations. L stands for living children. Based on the given information, the GTPAL score would be G3 T1 P1 A0 L2, indicating that the woman has been pregnant three times, had one term birth, one preterm birth, no abortions, and two living children. (Source: Williams Obstetrics, 25th edition, Chapter 3, page 47)</w:t>
-      </w:r>
-    </w:p>
-    <w:p>
-      <w:pPr>
-        <w:spacing w:after="0" w:before="0"/>
-      </w:pPr>
-      <w:r>
-        <w:rPr>
-          <w:b w:val="0"/>
-          <w:sz w:val="20"/>
-        </w:rPr>
-        <w:t>Positive Marks: 1</w:t>
-      </w:r>
-    </w:p>
-    <w:p>
-      <w:pPr>
-        <w:spacing w:after="160" w:before="0"/>
-      </w:pPr>
-      <w:r>
-        <w:rPr>
-          <w:b w:val="0"/>
-          <w:sz w:val="20"/>
-        </w:rPr>
-        <w:t>Negative Marks: 0.25</w:t>
-      </w:r>
-    </w:p>
-    <w:p>
-      <w:pPr>
-        <w:spacing w:after="20" w:before="120"/>
-      </w:pPr>
-      <w:r>
-        <w:rPr>
-          <w:b/>
-          <w:sz w:val="22"/>
-        </w:rPr>
-        <w:t>Question: Best described the asepsis of any surgical instrument?</w:t>
-      </w:r>
-    </w:p>
-    <w:p>
-      <w:pPr>
-        <w:spacing w:after="0" w:before="0"/>
-      </w:pPr>
-      <w:r>
-        <w:rPr>
-          <w:b w:val="0"/>
-          <w:sz w:val="22"/>
-        </w:rPr>
-        <w:t>(a) Scrubbing</w:t>
-      </w:r>
-    </w:p>
-    <w:p>
-      <w:pPr>
-        <w:spacing w:after="0" w:before="0"/>
-      </w:pPr>
-      <w:r>
-        <w:rPr>
-          <w:b w:val="0"/>
-          <w:sz w:val="22"/>
-        </w:rPr>
-        <w:t>(b) Disinfection</w:t>
-      </w:r>
-    </w:p>
-    <w:p>
-      <w:pPr>
-        <w:spacing w:after="0" w:before="0"/>
-      </w:pPr>
-      <w:r>
-        <w:rPr>
-          <w:b w:val="0"/>
-          <w:sz w:val="22"/>
-        </w:rPr>
-        <w:t>(c) Mopping</w:t>
-      </w:r>
-    </w:p>
-    <w:p>
-      <w:pPr>
-        <w:spacing w:after="0" w:before="0"/>
-      </w:pPr>
-      <w:r>
-        <w:rPr>
-          <w:b w:val="0"/>
-          <w:sz w:val="22"/>
-        </w:rPr>
-        <w:t>(d) Sterilization</w:t>
-      </w:r>
-    </w:p>
-    <w:p>
-      <w:pPr>
-        <w:spacing w:after="0" w:before="40"/>
-      </w:pPr>
-      <w:r>
-        <w:rPr>
-          <w:b/>
-          <w:sz w:val="22"/>
-        </w:rPr>
-        <w:t>Answer: d</w:t>
-      </w:r>
-    </w:p>
-    <w:p>
-      <w:pPr>
-        <w:spacing w:after="0" w:before="0"/>
-      </w:pPr>
-      <w:r>
-        <w:rPr>
-          <w:b w:val="0"/>
-          <w:sz w:val="21"/>
-        </w:rPr>
-        <w:t>Solution: The complete elimination of all microorganisms, including spores, is the best description of the term sterilization. Sterilization is the process of killing or removing all microorganisms, including bacteria, viruses, fungi, and spores. Sterilization can be achieved by various physical and chemical methods, such as heat, radiation, and chemical disinfectants.</w:t>
-      </w:r>
-    </w:p>
-    <w:p>
-      <w:pPr>
-        <w:spacing w:after="0" w:before="0"/>
-      </w:pPr>
-      <w:r>
-        <w:rPr>
-          <w:b w:val="0"/>
-          <w:sz w:val="20"/>
-        </w:rPr>
-        <w:t>Positive Marks: 1</w:t>
-      </w:r>
-    </w:p>
-    <w:p>
-      <w:pPr>
-        <w:spacing w:after="160" w:before="0"/>
-      </w:pPr>
-      <w:r>
-        <w:rPr>
-          <w:b w:val="0"/>
-          <w:sz w:val="20"/>
-        </w:rPr>
-        <w:t>Negative Marks: 0.25</w:t>
-      </w:r>
-    </w:p>
-    <w:p>
-      <w:pPr>
-        <w:spacing w:after="20" w:before="120"/>
-      </w:pPr>
-      <w:r>
-        <w:rPr>
-          <w:b/>
-          <w:sz w:val="22"/>
-        </w:rPr>
-        <w:t>Question: The nurse enters the room and finds a client clutching the chest, dyspneic and diaphoretic after an acute myocardial infarction. What should the nurse do FIRST?</w:t>
-      </w:r>
-    </w:p>
-    <w:p>
-      <w:pPr>
-        <w:spacing w:after="0" w:before="0"/>
-      </w:pPr>
-      <w:r>
-        <w:rPr>
-          <w:b w:val="0"/>
-          <w:sz w:val="22"/>
-        </w:rPr>
-        <w:t>(a) Administer sublingual nitroglycerin</w:t>
-      </w:r>
-    </w:p>
-    <w:p>
-      <w:pPr>
-        <w:spacing w:after="0" w:before="0"/>
-      </w:pPr>
-      <w:r>
-        <w:rPr>
-          <w:b w:val="0"/>
-          <w:sz w:val="22"/>
-        </w:rPr>
-        <w:t>(b) Assess the client's airway, breathing and circulation</w:t>
-      </w:r>
-    </w:p>
-    <w:p>
-      <w:pPr>
-        <w:spacing w:after="0" w:before="0"/>
-      </w:pPr>
-      <w:r>
-        <w:rPr>
-          <w:b w:val="0"/>
-          <w:sz w:val="22"/>
-        </w:rPr>
-        <w:t>(c) Obtain a stat 12-lead ECG</w:t>
-      </w:r>
-    </w:p>
-    <w:p>
-      <w:pPr>
-        <w:spacing w:after="0" w:before="0"/>
-      </w:pPr>
-      <w:r>
-        <w:rPr>
-          <w:b w:val="0"/>
-          <w:sz w:val="22"/>
-        </w:rPr>
-        <w:t>(d) Notify the health care provider</w:t>
-      </w:r>
-    </w:p>
-    <w:p>
-      <w:pPr>
-        <w:spacing w:after="0" w:before="40"/>
-      </w:pPr>
-      <w:r>
-        <w:rPr>
-          <w:b/>
-          <w:sz w:val="22"/>
-        </w:rPr>
-        <w:t>Answer: b</w:t>
-      </w:r>
-    </w:p>
-    <w:p>
-      <w:pPr>
-        <w:spacing w:after="0" w:before="0"/>
-      </w:pPr>
-      <w:r>
-        <w:rPr>
-          <w:b w:val="0"/>
-          <w:sz w:val="21"/>
-        </w:rPr>
-        <w:t>Solution: The nurse must always use the ABC (airway, breathing, circulation) priority framework; assessment precedes any intervention, however urgent it appears.</w:t>
-      </w:r>
-    </w:p>
-    <w:p>
-      <w:pPr>
-        <w:spacing w:after="0" w:before="0"/>
-      </w:pPr>
-      <w:r>
-        <w:rPr>
-          <w:b w:val="0"/>
-          <w:sz w:val="20"/>
-        </w:rPr>
-        <w:t>Positive Marks: 1</w:t>
-      </w:r>
-    </w:p>
-    <w:p>
-      <w:pPr>
-        <w:spacing w:after="160" w:before="0"/>
-      </w:pPr>
-      <w:r>
-        <w:rPr>
-          <w:b w:val="0"/>
-          <w:sz w:val="20"/>
-        </w:rPr>
-        <w:t>Negative Marks: 0.25</w:t>
-      </w:r>
-    </w:p>
-    <w:p>
-      <w:pPr>
-        <w:spacing w:after="20" w:before="120"/>
-      </w:pPr>
-      <w:r>
-        <w:rPr>
-          <w:b/>
-          <w:sz w:val="22"/>
-        </w:rPr>
-        <w:t>Question: Immediately following normal third stage delivery, where should the uterine fundus be palpated?</w:t>
-      </w:r>
-    </w:p>
-    <w:p>
-      <w:pPr>
-        <w:spacing w:after="0" w:before="0"/>
-      </w:pPr>
-      <w:r>
-        <w:rPr>
-          <w:b w:val="0"/>
-          <w:sz w:val="22"/>
-        </w:rPr>
-        <w:t>(a) Midway between symphysis pubis and umbilicus (or at level of umbilicus)</w:t>
-      </w:r>
-    </w:p>
-    <w:p>
-      <w:pPr>
-        <w:spacing w:after="0" w:before="0"/>
-      </w:pPr>
-      <w:r>
-        <w:rPr>
-          <w:b w:val="0"/>
-          <w:sz w:val="22"/>
-        </w:rPr>
-        <w:t>(b) Above umbilicus</w:t>
-      </w:r>
-    </w:p>
-    <w:p>
-      <w:pPr>
-        <w:spacing w:after="0" w:before="0"/>
-      </w:pPr>
-      <w:r>
-        <w:rPr>
-          <w:b w:val="0"/>
-          <w:sz w:val="22"/>
-        </w:rPr>
-        <w:t>(c) Below symphysis pubis</w:t>
-      </w:r>
-    </w:p>
-    <w:p>
-      <w:pPr>
-        <w:spacing w:after="0" w:before="0"/>
-      </w:pPr>
-      <w:r>
-        <w:rPr>
-          <w:b w:val="0"/>
-          <w:sz w:val="22"/>
-        </w:rPr>
-        <w:t>(d) At xiphoid process</w:t>
-      </w:r>
-    </w:p>
-    <w:p>
-      <w:pPr>
-        <w:spacing w:after="0" w:before="40"/>
-      </w:pPr>
-      <w:r>
-        <w:rPr>
-          <w:b/>
-          <w:sz w:val="22"/>
-        </w:rPr>
-        <w:t>Answer: a</w:t>
-      </w:r>
-    </w:p>
-    <w:p>
-      <w:pPr>
-        <w:spacing w:after="0" w:before="0"/>
-      </w:pPr>
-      <w:r>
-        <w:rPr>
-          <w:b w:val="0"/>
-          <w:sz w:val="21"/>
-        </w:rPr>
-        <w:t>Solution: Immediately after placental delivery, the firmly contracted uterine fundus is palpated at or 1-2 cm below the level of the umbilicus.</w:t>
-      </w:r>
-    </w:p>
-    <w:p>
-      <w:pPr>
-        <w:spacing w:after="0" w:before="0"/>
-      </w:pPr>
-      <w:r>
-        <w:rPr>
-          <w:b w:val="0"/>
-          <w:sz w:val="20"/>
-        </w:rPr>
-        <w:t>Positive Marks: 1</w:t>
-      </w:r>
-    </w:p>
-    <w:p>
-      <w:pPr>
-        <w:spacing w:after="160" w:before="0"/>
-      </w:pPr>
-      <w:r>
-        <w:rPr>
-          <w:b w:val="0"/>
-          <w:sz w:val="20"/>
-        </w:rPr>
-        <w:t>Negative Marks: 0.25</w:t>
-      </w:r>
-    </w:p>
-    <w:p>
-      <w:pPr>
-        <w:spacing w:after="20" w:before="120"/>
-      </w:pPr>
-      <w:r>
-        <w:rPr>
-          <w:b/>
-          <w:sz w:val="22"/>
-        </w:rPr>
-        <w:t>Question: Which among the following is the sign of severe dehydration among infants?</w:t>
-      </w:r>
-    </w:p>
-    <w:p>
-      <w:pPr>
-        <w:spacing w:after="0" w:before="0"/>
-      </w:pPr>
-      <w:r>
-        <w:rPr>
-          <w:b w:val="0"/>
-          <w:sz w:val="22"/>
-        </w:rPr>
-        <w:t>(a) Excessive crying and excessive thirst</w:t>
-      </w:r>
-    </w:p>
-    <w:p>
-      <w:pPr>
-        <w:spacing w:after="0" w:before="0"/>
-      </w:pPr>
-      <w:r>
-        <w:rPr>
-          <w:b w:val="0"/>
-          <w:sz w:val="22"/>
-        </w:rPr>
-        <w:t>(b) Drowsiness, depressed fontanelle and decreased skin turgor</w:t>
-      </w:r>
-    </w:p>
-    <w:p>
-      <w:pPr>
-        <w:spacing w:after="0" w:before="0"/>
-      </w:pPr>
-      <w:r>
-        <w:rPr>
-          <w:b w:val="0"/>
-          <w:sz w:val="22"/>
-        </w:rPr>
-        <w:t>(c) Drowsiness, bulging fontanelle and decreased skin turgor</w:t>
-      </w:r>
-    </w:p>
-    <w:p>
-      <w:pPr>
-        <w:spacing w:after="0" w:before="0"/>
-      </w:pPr>
-      <w:r>
-        <w:rPr>
-          <w:b w:val="0"/>
-          <w:sz w:val="22"/>
-        </w:rPr>
-        <w:t>(d) Anxiety and increased skin turgor</w:t>
-      </w:r>
-    </w:p>
-    <w:p>
-      <w:pPr>
-        <w:spacing w:after="0" w:before="40"/>
-      </w:pPr>
-      <w:r>
-        <w:rPr>
-          <w:b/>
-          <w:sz w:val="22"/>
-        </w:rPr>
-        <w:t>Answer: b</w:t>
-      </w:r>
-    </w:p>
-    <w:p>
-      <w:pPr>
-        <w:spacing w:after="0" w:before="0"/>
-      </w:pPr>
-      <w:r>
-        <w:rPr>
-          <w:b w:val="0"/>
-          <w:sz w:val="21"/>
-        </w:rPr>
-        <w:t>Solution: Severe dehydration in infants presents with drowsiness, sunken (depressed) fontanelle and decreased skin turgor.</w:t>
-      </w:r>
-    </w:p>
-    <w:p>
-      <w:pPr>
-        <w:spacing w:after="0" w:before="0"/>
-      </w:pPr>
-      <w:r>
-        <w:rPr>
-          <w:b w:val="0"/>
-          <w:sz w:val="20"/>
-        </w:rPr>
-        <w:t>Positive Marks: 1</w:t>
-      </w:r>
-    </w:p>
-    <w:p>
-      <w:pPr>
-        <w:spacing w:after="160" w:before="0"/>
-      </w:pPr>
-      <w:r>
-        <w:rPr>
-          <w:b w:val="0"/>
-          <w:sz w:val="20"/>
-        </w:rPr>
-        <w:t>Negative Marks: 0.25</w:t>
-      </w:r>
-    </w:p>
-    <w:p>
-      <w:pPr>
-        <w:spacing w:after="20" w:before="120"/>
-      </w:pPr>
-      <w:r>
-        <w:rPr>
-          <w:b/>
-          <w:sz w:val="22"/>
-        </w:rPr>
-        <w:t>Question: The nurse is preparing to administer a viscous, irritating drug by IM injection. Which technique is most appropriate?</w:t>
-      </w:r>
-    </w:p>
-    <w:p>
-      <w:pPr>
-        <w:spacing w:after="0" w:before="0"/>
-      </w:pPr>
-      <w:r>
-        <w:rPr>
-          <w:b w:val="0"/>
-          <w:sz w:val="22"/>
-        </w:rPr>
-        <w:t>(a) Use the air-lock technique with a 45° angle</w:t>
-      </w:r>
-    </w:p>
-    <w:p>
-      <w:pPr>
-        <w:spacing w:after="0" w:before="0"/>
-      </w:pPr>
-      <w:r>
-        <w:rPr>
-          <w:b w:val="0"/>
-          <w:sz w:val="22"/>
-        </w:rPr>
-        <w:t>(b) Aspirate and inject rapidly</w:t>
-      </w:r>
-    </w:p>
-    <w:p>
-      <w:pPr>
-        <w:spacing w:after="0" w:before="0"/>
-      </w:pPr>
-      <w:r>
-        <w:rPr>
-          <w:b w:val="0"/>
-          <w:sz w:val="22"/>
-        </w:rPr>
-        <w:t>(c) Use the Z-track method</w:t>
-      </w:r>
-    </w:p>
-    <w:p>
-      <w:pPr>
-        <w:spacing w:after="0" w:before="0"/>
-      </w:pPr>
-      <w:r>
-        <w:rPr>
-          <w:b w:val="0"/>
-          <w:sz w:val="22"/>
-        </w:rPr>
-        <w:t>(d) Inject 2 mL into the deltoid</w:t>
-      </w:r>
-    </w:p>
-    <w:p>
-      <w:pPr>
-        <w:spacing w:after="0" w:before="40"/>
-      </w:pPr>
-      <w:r>
-        <w:rPr>
-          <w:b/>
-          <w:sz w:val="22"/>
-        </w:rPr>
-        <w:t>Answer: c</w:t>
-      </w:r>
-    </w:p>
-    <w:p>
-      <w:pPr>
-        <w:spacing w:after="0" w:before="0"/>
-      </w:pPr>
-      <w:r>
-        <w:rPr>
-          <w:b w:val="0"/>
-          <w:sz w:val="21"/>
-        </w:rPr>
-        <w:t>Solution: Z-track injection seals the drug track and prevents leakage of irritating drugs into subcutaneous tissue; the ventrogluteal site is preferred for such drugs.</w:t>
-      </w:r>
-    </w:p>
-    <w:p>
-      <w:pPr>
-        <w:spacing w:after="0" w:before="0"/>
-      </w:pPr>
-      <w:r>
-        <w:rPr>
-          <w:b w:val="0"/>
-          <w:sz w:val="20"/>
-        </w:rPr>
-        <w:t>Positive Marks: 1</w:t>
-      </w:r>
-    </w:p>
-    <w:p>
-      <w:pPr>
-        <w:spacing w:after="160" w:before="0"/>
-      </w:pPr>
-      <w:r>
-        <w:rPr>
-          <w:b w:val="0"/>
-          <w:sz w:val="20"/>
-        </w:rPr>
-        <w:t>Negative Marks: 0.25</w:t>
-      </w:r>
-    </w:p>
-    <w:p>
-      <w:pPr>
-        <w:spacing w:after="20" w:before="120"/>
-      </w:pPr>
-      <w:r>
-        <w:rPr>
-          <w:b/>
-          <w:sz w:val="22"/>
-        </w:rPr>
-        <w:t>Question: According to WHO, what is the management of the second stage of Labor?</w:t>
-      </w:r>
-    </w:p>
-    <w:p>
-      <w:pPr>
-        <w:spacing w:after="0" w:before="0"/>
-      </w:pPr>
-      <w:r>
-        <w:rPr>
-          <w:b w:val="0"/>
-          <w:sz w:val="22"/>
-        </w:rPr>
-        <w:t>(a) Perineal massage</w:t>
-      </w:r>
-    </w:p>
-    <w:p>
-      <w:pPr>
-        <w:spacing w:after="0" w:before="0"/>
-      </w:pPr>
-      <w:r>
-        <w:rPr>
-          <w:b w:val="0"/>
-          <w:sz w:val="22"/>
-        </w:rPr>
-        <w:t>(b) Emergency C section</w:t>
-      </w:r>
-    </w:p>
-    <w:p>
-      <w:pPr>
-        <w:spacing w:after="0" w:before="0"/>
-      </w:pPr>
-      <w:r>
-        <w:rPr>
-          <w:b w:val="0"/>
-          <w:sz w:val="22"/>
-        </w:rPr>
-        <w:t>(c) Monitoring fetal heart rate</w:t>
-      </w:r>
-    </w:p>
-    <w:p>
-      <w:pPr>
-        <w:spacing w:after="0" w:before="0"/>
-      </w:pPr>
-      <w:r>
-        <w:rPr>
-          <w:b w:val="0"/>
-          <w:sz w:val="22"/>
-        </w:rPr>
-        <w:t>(d) Pushing with valsalva maneuver</w:t>
-      </w:r>
-    </w:p>
-    <w:p>
-      <w:pPr>
-        <w:spacing w:after="0" w:before="40"/>
-      </w:pPr>
-      <w:r>
-        <w:rPr>
-          <w:b/>
-          <w:sz w:val="22"/>
-        </w:rPr>
-        <w:t>Answer: c</w:t>
-      </w:r>
-    </w:p>
-    <w:p>
-      <w:pPr>
-        <w:spacing w:after="0" w:before="0"/>
-      </w:pPr>
-      <w:r>
-        <w:rPr>
-          <w:b w:val="0"/>
-          <w:sz w:val="21"/>
-        </w:rPr>
-        <w:t>Solution: WHO recommends monitoring the fetal heart rate and supportive care during the second stage of labour.</w:t>
-      </w:r>
-    </w:p>
-    <w:p>
-      <w:pPr>
-        <w:spacing w:after="0" w:before="0"/>
-      </w:pPr>
-      <w:r>
-        <w:rPr>
-          <w:b w:val="0"/>
-          <w:sz w:val="20"/>
-        </w:rPr>
-        <w:t>Positive Marks: 1</w:t>
-      </w:r>
-    </w:p>
-    <w:p>
-      <w:pPr>
-        <w:spacing w:after="160" w:before="0"/>
-      </w:pPr>
-      <w:r>
-        <w:rPr>
-          <w:b w:val="0"/>
-          <w:sz w:val="20"/>
-        </w:rPr>
-        <w:t>Negative Marks: 0.25</w:t>
-      </w:r>
-    </w:p>
-    <w:p>
-      <w:pPr>
-        <w:spacing w:after="20" w:before="120"/>
-      </w:pPr>
-      <w:r>
-        <w:rPr>
-          <w:b/>
-          <w:sz w:val="22"/>
-        </w:rPr>
-        <w:t>Question: Extra calories needed during second trimester of pregnancy is :</w:t>
-      </w:r>
-    </w:p>
-    <w:p>
-      <w:pPr>
-        <w:spacing w:after="0" w:before="0"/>
-      </w:pPr>
-      <w:r>
-        <w:rPr>
-          <w:b w:val="0"/>
-          <w:sz w:val="22"/>
-        </w:rPr>
-        <w:t>(a) 600 Kcal/day</w:t>
-      </w:r>
-    </w:p>
-    <w:p>
-      <w:pPr>
-        <w:spacing w:after="0" w:before="0"/>
-      </w:pPr>
-      <w:r>
-        <w:rPr>
-          <w:b w:val="0"/>
-          <w:sz w:val="22"/>
-        </w:rPr>
-        <w:t>(b) 500 Kcal/day</w:t>
-      </w:r>
-    </w:p>
-    <w:p>
-      <w:pPr>
-        <w:spacing w:after="0" w:before="0"/>
-      </w:pPr>
-      <w:r>
-        <w:rPr>
-          <w:b w:val="0"/>
-          <w:sz w:val="22"/>
-        </w:rPr>
-        <w:t>(c) 700 Kcal/day</w:t>
-      </w:r>
-    </w:p>
-    <w:p>
-      <w:pPr>
-        <w:spacing w:after="0" w:before="0"/>
-      </w:pPr>
-      <w:r>
-        <w:rPr>
-          <w:b w:val="0"/>
-          <w:sz w:val="22"/>
-        </w:rPr>
-        <w:t>(d) 300 Kcal/day</w:t>
-      </w:r>
-    </w:p>
-    <w:p>
-      <w:pPr>
-        <w:spacing w:after="0" w:before="40"/>
-      </w:pPr>
-      <w:r>
-        <w:rPr>
-          <w:b/>
-          <w:sz w:val="22"/>
-        </w:rPr>
-        <w:t>Answer: d</w:t>
-      </w:r>
-    </w:p>
-    <w:p>
-      <w:pPr>
-        <w:spacing w:after="0" w:before="0"/>
-      </w:pPr>
-      <w:r>
-        <w:rPr>
-          <w:b w:val="0"/>
-          <w:sz w:val="21"/>
-        </w:rPr>
-        <w:t>Solution: During the second trimester of pregnancy, an extra 300 calories per day are typically recommended. The caloric needs of a pregnant woman increase as CPR &amp; Aimiay - Obstructi on Antenatal care (ANC) C 0 BG) the pregnancy progresses to support the growth and development of the fetus.</w:t>
-      </w:r>
-    </w:p>
-    <w:p>
-      <w:pPr>
-        <w:spacing w:after="0" w:before="0"/>
-      </w:pPr>
-      <w:r>
-        <w:rPr>
-          <w:b w:val="0"/>
-          <w:sz w:val="20"/>
-        </w:rPr>
-        <w:t>Positive Marks: 1</w:t>
-      </w:r>
-    </w:p>
-    <w:p>
-      <w:pPr>
-        <w:spacing w:after="160" w:before="0"/>
-      </w:pPr>
-      <w:r>
-        <w:rPr>
-          <w:b w:val="0"/>
-          <w:sz w:val="20"/>
-        </w:rPr>
-        <w:t>Negative Marks: 0.25</w:t>
-      </w:r>
-    </w:p>
-    <w:p>
-      <w:pPr>
-        <w:spacing w:after="20" w:before="120"/>
-      </w:pPr>
-      <w:r>
-        <w:rPr>
-          <w:b/>
-          <w:sz w:val="22"/>
-        </w:rPr>
-        <w:t>Question: Which finding in a client receiving a blood transfusion requires the nurse to STOP the transfusion immediately?</w:t>
-      </w:r>
-    </w:p>
-    <w:p>
-      <w:pPr>
-        <w:spacing w:after="0" w:before="0"/>
-      </w:pPr>
-      <w:r>
-        <w:rPr>
-          <w:b w:val="0"/>
-          <w:sz w:val="22"/>
-        </w:rPr>
-        <w:t>(a) Mild headache</w:t>
-      </w:r>
-    </w:p>
-    <w:p>
-      <w:pPr>
-        <w:spacing w:after="0" w:before="0"/>
-      </w:pPr>
-      <w:r>
-        <w:rPr>
-          <w:b w:val="0"/>
-          <w:sz w:val="22"/>
-        </w:rPr>
-        <w:t>(b) Heart rate increase of 6 beats/min</w:t>
-      </w:r>
-    </w:p>
-    <w:p>
-      <w:pPr>
-        <w:spacing w:after="0" w:before="0"/>
-      </w:pPr>
-      <w:r>
-        <w:rPr>
-          <w:b w:val="0"/>
-          <w:sz w:val="22"/>
-        </w:rPr>
-        <w:t>(c) Slight redness around the IV site</w:t>
-      </w:r>
-    </w:p>
-    <w:p>
-      <w:pPr>
-        <w:spacing w:after="0" w:before="0"/>
-      </w:pPr>
-      <w:r>
-        <w:rPr>
-          <w:b w:val="0"/>
-          <w:sz w:val="22"/>
-        </w:rPr>
-        <w:t>(d) Temperature 38.9°C with chills and low back pain</w:t>
-      </w:r>
-    </w:p>
-    <w:p>
-      <w:pPr>
-        <w:spacing w:after="0" w:before="40"/>
-      </w:pPr>
-      <w:r>
-        <w:rPr>
-          <w:b/>
-          <w:sz w:val="22"/>
-        </w:rPr>
-        <w:t>Answer: d</w:t>
-      </w:r>
-    </w:p>
-    <w:p>
-      <w:pPr>
-        <w:spacing w:after="0" w:before="0"/>
-      </w:pPr>
-      <w:r>
-        <w:rPr>
-          <w:b w:val="0"/>
-          <w:sz w:val="21"/>
-        </w:rPr>
-        <w:t>Solution: Fever, chills and low back pain are the classic triad of a hemolytic transfusion reaction; the infusion must be stopped at once and the blood returned to the blood bank.</w:t>
-      </w:r>
-    </w:p>
-    <w:p>
-      <w:pPr>
-        <w:spacing w:after="0" w:before="0"/>
-      </w:pPr>
-      <w:r>
-        <w:rPr>
-          <w:b w:val="0"/>
-          <w:sz w:val="20"/>
-        </w:rPr>
-        <w:t>Positive Marks: 1</w:t>
-      </w:r>
-    </w:p>
-    <w:p>
-      <w:pPr>
-        <w:spacing w:after="160" w:before="0"/>
-      </w:pPr>
-      <w:r>
-        <w:rPr>
-          <w:b w:val="0"/>
-          <w:sz w:val="20"/>
-        </w:rPr>
-        <w:t>Negative Marks: 0.25</w:t>
-      </w:r>
-    </w:p>
-    <w:p>
-      <w:pPr>
-        <w:spacing w:after="20" w:before="120"/>
-      </w:pPr>
-      <w:r>
-        <w:rPr>
-          <w:b/>
-          <w:sz w:val="22"/>
-        </w:rPr>
-        <w:t>Question: In the acronym 'ASHA' (community health worker program in India), what does 'A' stand for?</w:t>
-      </w:r>
-    </w:p>
-    <w:p>
-      <w:pPr>
-        <w:spacing w:after="0" w:before="0"/>
-      </w:pPr>
-      <w:r>
-        <w:rPr>
-          <w:b w:val="0"/>
-          <w:sz w:val="22"/>
-        </w:rPr>
-        <w:t>(a) Actor</w:t>
-      </w:r>
-    </w:p>
-    <w:p>
-      <w:pPr>
-        <w:spacing w:after="0" w:before="0"/>
-      </w:pPr>
-      <w:r>
-        <w:rPr>
-          <w:b w:val="0"/>
-          <w:sz w:val="22"/>
-        </w:rPr>
-        <w:t>(b) Accessory</w:t>
-      </w:r>
-    </w:p>
-    <w:p>
-      <w:pPr>
-        <w:spacing w:after="0" w:before="0"/>
-      </w:pPr>
-      <w:r>
-        <w:rPr>
-          <w:b w:val="0"/>
-          <w:sz w:val="22"/>
-        </w:rPr>
-        <w:t>(c) Automated</w:t>
-      </w:r>
-    </w:p>
-    <w:p>
-      <w:pPr>
-        <w:spacing w:after="0" w:before="0"/>
-      </w:pPr>
-      <w:r>
-        <w:rPr>
-          <w:b w:val="0"/>
-          <w:sz w:val="22"/>
-        </w:rPr>
-        <w:t>(d) Accredited</w:t>
-      </w:r>
-    </w:p>
-    <w:p>
-      <w:pPr>
-        <w:spacing w:after="0" w:before="40"/>
-      </w:pPr>
-      <w:r>
-        <w:rPr>
-          <w:b/>
-          <w:sz w:val="22"/>
-        </w:rPr>
-        <w:t>Answer: d</w:t>
-      </w:r>
-    </w:p>
-    <w:p>
-      <w:pPr>
-        <w:spacing w:after="0" w:before="0"/>
-      </w:pPr>
-      <w:r>
-        <w:rPr>
-          <w:b w:val="0"/>
-          <w:sz w:val="21"/>
-        </w:rPr>
-        <w:t>Solution: ASHA stands for 'Accredited Social Health Activist', instituted under the National Rural Health Mission (NRHM).</w:t>
-      </w:r>
-    </w:p>
-    <w:p>
-      <w:pPr>
-        <w:spacing w:after="0" w:before="0"/>
-      </w:pPr>
-      <w:r>
-        <w:rPr>
-          <w:b w:val="0"/>
-          <w:sz w:val="20"/>
-        </w:rPr>
-        <w:t>Positive Marks: 1</w:t>
-      </w:r>
-    </w:p>
-    <w:p>
-      <w:pPr>
-        <w:spacing w:after="160" w:before="0"/>
-      </w:pPr>
-      <w:r>
-        <w:rPr>
-          <w:b w:val="0"/>
-          <w:sz w:val="20"/>
-        </w:rPr>
-        <w:t>Negative Marks: 0.25</w:t>
-      </w:r>
-    </w:p>
-    <w:p>
-      <w:pPr>
-        <w:spacing w:after="20" w:before="120"/>
-      </w:pPr>
-      <w:r>
-        <w:rPr>
-          <w:b/>
-          <w:sz w:val="22"/>
-        </w:rPr>
-        <w:t>Question: Which of the following factors is a common cause of fatty diarrhoea?</w:t>
-      </w:r>
-    </w:p>
-    <w:p>
-      <w:pPr>
-        <w:spacing w:after="0" w:before="0"/>
-      </w:pPr>
-      <w:r>
-        <w:rPr>
-          <w:b w:val="0"/>
-          <w:sz w:val="22"/>
-        </w:rPr>
-        <w:t>(a) Celiac disease</w:t>
-      </w:r>
-    </w:p>
-    <w:p>
-      <w:pPr>
-        <w:spacing w:after="0" w:before="0"/>
-      </w:pPr>
-      <w:r>
-        <w:rPr>
-          <w:b w:val="0"/>
-          <w:sz w:val="22"/>
-        </w:rPr>
-        <w:t>(b) Lactose intolerance</w:t>
-      </w:r>
-    </w:p>
-    <w:p>
-      <w:pPr>
-        <w:spacing w:after="0" w:before="0"/>
-      </w:pPr>
-      <w:r>
-        <w:rPr>
-          <w:b w:val="0"/>
-          <w:sz w:val="22"/>
-        </w:rPr>
-        <w:t>(c) Sucrose intolerance</w:t>
-      </w:r>
-    </w:p>
-    <w:p>
-      <w:pPr>
-        <w:spacing w:after="0" w:before="0"/>
-      </w:pPr>
-      <w:r>
-        <w:rPr>
-          <w:b w:val="0"/>
-          <w:sz w:val="22"/>
-        </w:rPr>
-        <w:t>(d) Bacterial and viral infection</w:t>
-      </w:r>
-    </w:p>
-    <w:p>
-      <w:pPr>
-        <w:spacing w:after="0" w:before="40"/>
-      </w:pPr>
-      <w:r>
-        <w:rPr>
-          <w:b/>
-          <w:sz w:val="22"/>
-        </w:rPr>
-        <w:t>Answer: a</w:t>
-      </w:r>
-    </w:p>
-    <w:p>
-      <w:pPr>
-        <w:spacing w:after="0" w:before="0"/>
-      </w:pPr>
-      <w:r>
-        <w:rPr>
-          <w:b w:val="0"/>
-          <w:sz w:val="21"/>
-        </w:rPr>
-        <w:t>Solution: Fatty diarrhoea (steatorrhoea) is a common feature of coeliac disease (malabsorption of fat).</w:t>
-      </w:r>
-    </w:p>
-    <w:p>
-      <w:pPr>
-        <w:spacing w:after="0" w:before="0"/>
-      </w:pPr>
-      <w:r>
-        <w:rPr>
-          <w:b w:val="0"/>
-          <w:sz w:val="20"/>
-        </w:rPr>
-        <w:t>Positive Marks: 1</w:t>
-      </w:r>
-    </w:p>
-    <w:p>
-      <w:pPr>
-        <w:spacing w:after="160" w:before="0"/>
-      </w:pPr>
-      <w:r>
-        <w:rPr>
-          <w:b w:val="0"/>
-          <w:sz w:val="20"/>
-        </w:rPr>
-        <w:t>Negative Marks: 0.25</w:t>
-      </w:r>
-    </w:p>
-    <w:p>
-      <w:pPr>
-        <w:spacing w:after="20" w:before="120"/>
-      </w:pPr>
-      <w:r>
-        <w:rPr>
-          <w:b/>
-          <w:sz w:val="22"/>
-        </w:rPr>
-        <w:t>Question: Which site is most commonly affected in Trichotillomania?</w:t>
-      </w:r>
-    </w:p>
-    <w:p>
-      <w:pPr>
-        <w:spacing w:after="0" w:before="0"/>
-      </w:pPr>
-      <w:r>
-        <w:rPr>
-          <w:b w:val="0"/>
-          <w:sz w:val="22"/>
-        </w:rPr>
-        <w:t>(a) Axillary hair</w:t>
-      </w:r>
-    </w:p>
-    <w:p>
-      <w:pPr>
-        <w:spacing w:after="0" w:before="0"/>
-      </w:pPr>
-      <w:r>
-        <w:rPr>
-          <w:b w:val="0"/>
-          <w:sz w:val="22"/>
-        </w:rPr>
-        <w:t>(b) Eyebrow</w:t>
-      </w:r>
-    </w:p>
-    <w:p>
-      <w:pPr>
-        <w:spacing w:after="0" w:before="0"/>
-      </w:pPr>
-      <w:r>
-        <w:rPr>
-          <w:b w:val="0"/>
-          <w:sz w:val="22"/>
-        </w:rPr>
-        <w:t>(c) Scalp hair</w:t>
-      </w:r>
-    </w:p>
-    <w:p>
-      <w:pPr>
-        <w:spacing w:after="0" w:before="0"/>
-      </w:pPr>
-      <w:r>
-        <w:rPr>
-          <w:b w:val="0"/>
-          <w:sz w:val="22"/>
-        </w:rPr>
-        <w:t>(d) Pubic hair</w:t>
-      </w:r>
-    </w:p>
-    <w:p>
-      <w:pPr>
-        <w:spacing w:after="0" w:before="40"/>
-      </w:pPr>
-      <w:r>
-        <w:rPr>
-          <w:b/>
-          <w:sz w:val="22"/>
-        </w:rPr>
-        <w:t>Answer: c</w:t>
-      </w:r>
-    </w:p>
-    <w:p>
-      <w:pPr>
-        <w:spacing w:after="0" w:before="0"/>
-      </w:pPr>
-      <w:r>
-        <w:rPr>
-          <w:b w:val="0"/>
-          <w:sz w:val="21"/>
-        </w:rPr>
-        <w:t>Solution: The most commonly affected site in Trichotillomania, a hair-pulling disorder, is the scalp hair. Trichotillomania is characterized by an irresistible urge to pull out one's own hair, leading to noticeable hair loss and resulting in significant distress or impairment in functioning. While hair can be pulled from various areas of the body, including pubic hair, axillary hair, and eyebrows, the scalp is typically the most commonly affected site. Individuals with Trichotillomania may exhibit hair-pulling behaviors in response to specific triggers or as a way to alleviate tension or anxiety.</w:t>
-      </w:r>
-    </w:p>
-    <w:p>
-      <w:pPr>
-        <w:spacing w:after="0" w:before="0"/>
-      </w:pPr>
-      <w:r>
-        <w:rPr>
-          <w:b w:val="0"/>
-          <w:sz w:val="20"/>
-        </w:rPr>
-        <w:t>Positive Marks: 1</w:t>
-      </w:r>
-    </w:p>
-    <w:p>
-      <w:pPr>
-        <w:spacing w:after="160" w:before="0"/>
-      </w:pPr>
-      <w:r>
-        <w:rPr>
-          <w:b w:val="0"/>
-          <w:sz w:val="20"/>
-        </w:rPr>
-        <w:t>Negative Marks: 0.25</w:t>
-      </w:r>
-    </w:p>
-    <w:p>
-      <w:pPr>
-        <w:spacing w:after="20" w:before="120"/>
-      </w:pPr>
-      <w:r>
-        <w:rPr>
-          <w:b/>
-          <w:sz w:val="22"/>
-        </w:rPr>
-        <w:t>Question: The most important nursing action before administering any medication is:</w:t>
-      </w:r>
-    </w:p>
-    <w:p>
-      <w:pPr>
-        <w:spacing w:after="0" w:before="0"/>
-      </w:pPr>
-      <w:r>
-        <w:rPr>
-          <w:b w:val="0"/>
-          <w:sz w:val="22"/>
-        </w:rPr>
-        <w:t>(a) Check the expiry date</w:t>
-      </w:r>
-    </w:p>
-    <w:p>
-      <w:pPr>
-        <w:spacing w:after="0" w:before="0"/>
-      </w:pPr>
-      <w:r>
-        <w:rPr>
-          <w:b w:val="0"/>
-          <w:sz w:val="22"/>
-        </w:rPr>
-        <w:t>(b) Identify the patient correctly</w:t>
-      </w:r>
-    </w:p>
-    <w:p>
-      <w:pPr>
-        <w:spacing w:after="0" w:before="0"/>
-      </w:pPr>
-      <w:r>
-        <w:rPr>
-          <w:b w:val="0"/>
-          <w:sz w:val="22"/>
-        </w:rPr>
-        <w:t>(c) Check the dose</w:t>
-      </w:r>
-    </w:p>
-    <w:p>
-      <w:pPr>
-        <w:spacing w:after="0" w:before="0"/>
-      </w:pPr>
-      <w:r>
-        <w:rPr>
-          <w:b w:val="0"/>
-          <w:sz w:val="22"/>
-        </w:rPr>
-        <w:t>(d) Wash hands</w:t>
-      </w:r>
-    </w:p>
-    <w:p>
-      <w:pPr>
-        <w:spacing w:after="0" w:before="40"/>
-      </w:pPr>
-      <w:r>
-        <w:rPr>
-          <w:b/>
-          <w:sz w:val="22"/>
-        </w:rPr>
-        <w:t>Answer: b</w:t>
-      </w:r>
-    </w:p>
-    <w:p>
-      <w:pPr>
-        <w:spacing w:after="0" w:before="0"/>
-      </w:pPr>
-      <w:r>
-        <w:rPr>
-          <w:b w:val="0"/>
-          <w:sz w:val="21"/>
-        </w:rPr>
-        <w:t>Solution: Correct patient identification (two identifiers) is the first and most vital check before drug administration.</w:t>
-      </w:r>
-    </w:p>
-    <w:p>
-      <w:pPr>
-        <w:spacing w:after="0" w:before="0"/>
-      </w:pPr>
-      <w:r>
-        <w:rPr>
-          <w:b w:val="0"/>
-          <w:sz w:val="20"/>
-        </w:rPr>
-        <w:t>Positive Marks: 1</w:t>
-      </w:r>
-    </w:p>
-    <w:p>
-      <w:pPr>
-        <w:spacing w:after="160" w:before="0"/>
-      </w:pPr>
-      <w:r>
-        <w:rPr>
-          <w:b w:val="0"/>
-          <w:sz w:val="20"/>
-        </w:rPr>
-        <w:t>Negative Marks: 0.25</w:t>
-      </w:r>
-    </w:p>
-    <w:p>
-      <w:pPr>
-        <w:spacing w:after="20" w:before="120"/>
-      </w:pPr>
-      <w:r>
-        <w:rPr>
-          <w:b/>
-          <w:sz w:val="22"/>
-        </w:rPr>
-        <w:t>Question: Which of the following behaviouaral theraphy is effective in treating patient with OCD?</w:t>
-      </w:r>
-    </w:p>
-    <w:p>
-      <w:pPr>
-        <w:spacing w:after="0" w:before="0"/>
-      </w:pPr>
-      <w:r>
-        <w:rPr>
-          <w:b w:val="0"/>
-          <w:sz w:val="22"/>
-        </w:rPr>
-        <w:t>(a) Psychodynamic</w:t>
-      </w:r>
-    </w:p>
-    <w:p>
-      <w:pPr>
-        <w:spacing w:after="0" w:before="0"/>
-      </w:pPr>
-      <w:r>
-        <w:rPr>
-          <w:b w:val="0"/>
-          <w:sz w:val="22"/>
-        </w:rPr>
-        <w:t>(b) Exposure and response prevention</w:t>
-      </w:r>
-    </w:p>
-    <w:p>
-      <w:pPr>
-        <w:spacing w:after="0" w:before="0"/>
-      </w:pPr>
-      <w:r>
-        <w:rPr>
-          <w:b w:val="0"/>
-          <w:sz w:val="22"/>
-        </w:rPr>
-        <w:t>(c) Aversion theraphy</w:t>
-      </w:r>
-    </w:p>
-    <w:p>
-      <w:pPr>
-        <w:spacing w:after="0" w:before="0"/>
-      </w:pPr>
-      <w:r>
-        <w:rPr>
-          <w:b w:val="0"/>
-          <w:sz w:val="22"/>
-        </w:rPr>
-        <w:t>(d) Cognitive behavioural</w:t>
-      </w:r>
-    </w:p>
-    <w:p>
-      <w:pPr>
-        <w:spacing w:after="0" w:before="40"/>
-      </w:pPr>
-      <w:r>
-        <w:rPr>
-          <w:b/>
-          <w:sz w:val="22"/>
-        </w:rPr>
-        <w:t>Answer: b</w:t>
-      </w:r>
-    </w:p>
-    <w:p>
-      <w:pPr>
-        <w:spacing w:after="0" w:before="0"/>
-      </w:pPr>
-      <w:r>
-        <w:rPr>
-          <w:b w:val="0"/>
-          <w:sz w:val="21"/>
-        </w:rPr>
-        <w:t>Solution: Exposure and response prevention (ERP) is the behaviour therapy of choice for obsessive-compulsive disorder.</w:t>
-      </w:r>
-    </w:p>
-    <w:p>
-      <w:pPr>
-        <w:spacing w:after="0" w:before="0"/>
-      </w:pPr>
-      <w:r>
-        <w:rPr>
-          <w:b w:val="0"/>
-          <w:sz w:val="20"/>
-        </w:rPr>
-        <w:t>Positive Marks: 1</w:t>
-      </w:r>
-    </w:p>
-    <w:p>
-      <w:pPr>
-        <w:spacing w:after="160" w:before="0"/>
-      </w:pPr>
-      <w:r>
-        <w:rPr>
-          <w:b w:val="0"/>
-          <w:sz w:val="20"/>
-        </w:rPr>
-        <w:t>Negative Marks: 0.25</w:t>
+      <w:r>
+        <w:t xml:space="preserve">Question: A patient with acute cholecystitis presents with right upper quadrant pain after a fatty meal. The nurse should:</w:t>
+      </w:r>
+    </w:p>
+    <w:p>
+      <w:r>
+        <w:t xml:space="preserve">(a) Keep the patient NPO, administer analgesia, and prepare for possible surgery</w:t>
+      </w:r>
+    </w:p>
+    <w:p>
+      <w:r>
+        <w:t xml:space="preserve">(b) Give a fatty meal to test the pain</w:t>
+      </w:r>
+    </w:p>
+    <w:p>
+      <w:r>
+        <w:t xml:space="preserve">(c) Encourage a high-fat diet</w:t>
+      </w:r>
+    </w:p>
+    <w:p>
+      <w:r>
+        <w:t xml:space="preserve">(d) Apply a heating pad to the RUQ only</w:t>
+      </w:r>
+    </w:p>
+    <w:p>
+      <w:r>
+        <w:t xml:space="preserve">Answer: a</w:t>
+      </w:r>
+    </w:p>
+    <w:p>
+      <w:r>
+        <w:t xml:space="preserve">Solution: ✅ Correct Answer: a</w:t>
+      </w:r>
+    </w:p>
+    <w:p>
+      <w:r>
+        <w:t xml:space="preserve">🧠 Clinical Rationale: Acute cholecystitis — NPO, IV fluids, ANALGESIA, ANTIBIOTICS, and surgical consultation (CHOLECYSTECTOMY). FATTY MEALS trigger pain (gallbladder contraction). The nurse monitors for fever, jaundice, and signs of perforation or pancreatitis.</w:t>
+      </w:r>
+    </w:p>
+    <w:p>
+      <w:r>
+        <w:t xml:space="preserve">❌ Why Not Other Options?</w:t>
+      </w:r>
+    </w:p>
+    <w:p>
+      <w:r>
+        <w:t xml:space="preserve">(b) — A fatty meal is exactly what worsens the pain.</w:t>
+      </w:r>
+    </w:p>
+    <w:p>
+      <w:r>
+        <w:t xml:space="preserve">(c) — High-fat diet is contraindicated in gallbladder disease.</w:t>
+      </w:r>
+    </w:p>
+    <w:p>
+      <w:r>
+        <w:t xml:space="preserve">(d) — A heating pad is not the treatment; NPO, analgesia, and surgical planning are.</w:t>
+      </w:r>
+    </w:p>
+    <w:p>
+      <w:r>
+        <w:t xml:space="preserve">⚠️ Exam Trap: "Gallbladder pain: RUQ after fatty meals + Murphy's sign (pain on inspiration during RUQ palpation)." Pain radiates to the right shoulder/scapula. Cholecystectomy is the definitive treatment.</w:t>
+      </w:r>
+    </w:p>
+    <w:p>
+      <w:r>
+        <w:t xml:space="preserve">💎 PNC Pearl: "Fatty food fires the gallbladder — NPO and surgery planning follow."</w:t>
+      </w:r>
+    </w:p>
+    <w:p>
+      <w:r>
+        <w:t xml:space="preserve">Positive Marks: 1</w:t>
+      </w:r>
+    </w:p>
+    <w:p>
+      <w:r>
+        <w:t xml:space="preserve">Negative Marks: 0.25</w:t>
+      </w:r>
+    </w:p>
+    <w:p>
+      <w:r>
+        <w:t xml:space="preserve"/>
+      </w:r>
+    </w:p>
+    <w:p>
+      <w:r>
+        <w:t xml:space="preserve">Question: The nurse is positioning a patient for a sigmoidoscopy. The appropriate position is:</w:t>
+      </w:r>
+    </w:p>
+    <w:p>
+      <w:r>
+        <w:t xml:space="preserve">(a) Knee-chest (genupectoral) position</w:t>
+      </w:r>
+    </w:p>
+    <w:p>
+      <w:r>
+        <w:t xml:space="preserve">(b) Supine flat</w:t>
+      </w:r>
+    </w:p>
+    <w:p>
+      <w:r>
+        <w:t xml:space="preserve">(c) Trendelenburg</w:t>
+      </w:r>
+    </w:p>
+    <w:p>
+      <w:r>
+        <w:t xml:space="preserve">(d) High-Fowler's</w:t>
+      </w:r>
+    </w:p>
+    <w:p>
+      <w:r>
+        <w:t xml:space="preserve">Answer: a</w:t>
+      </w:r>
+    </w:p>
+    <w:p>
+      <w:r>
+        <w:t xml:space="preserve">Solution: ✅ Correct Answer: a</w:t>
+      </w:r>
+    </w:p>
+    <w:p>
+      <w:r>
+        <w:t xml:space="preserve">🧠 Clinical Rationale: The KNEE-CHEST position provides optimal access for sigmoidoscopy/proctoscopy by allowing the bowel to fall forward. Other positions: LEFT LATERAL (Sims') for rectal exams and enemas; LITHOTOMY for gynecological exams.</w:t>
+      </w:r>
+    </w:p>
+    <w:p>
+      <w:r>
+        <w:t xml:space="preserve">❌ Why Not Other Options?</w:t>
+      </w:r>
+    </w:p>
+    <w:p>
+      <w:r>
+        <w:t xml:space="preserve">(b) — Supine does not provide the needed anorectal access.</w:t>
+      </w:r>
+    </w:p>
+    <w:p>
+      <w:r>
+        <w:t xml:space="preserve">(c) — Trendelenburg is for shock, not endoscopy.</w:t>
+      </w:r>
+    </w:p>
+    <w:p>
+      <w:r>
+        <w:t xml:space="preserve">(d) — High-Fowler's is for respiratory procedures.</w:t>
+      </w:r>
+    </w:p>
+    <w:p>
+      <w:r>
+        <w:t xml:space="preserve">⚠️ Exam Trap: "Position-purpose: sigmoidoscopy/proctoscopy = knee-chest; enema/rectal exam = left lateral (Sims); vaginal exam = lithotomy/dorsal recumbent."</w:t>
+      </w:r>
+    </w:p>
+    <w:p>
+      <w:r>
+        <w:t xml:space="preserve">💎 PNC Pearl: "Knees and chest for the scope — the bowel falls out of the way."</w:t>
+      </w:r>
+    </w:p>
+    <w:p>
+      <w:r>
+        <w:t xml:space="preserve">Positive Marks: 1</w:t>
+      </w:r>
+    </w:p>
+    <w:p>
+      <w:r>
+        <w:t xml:space="preserve">Negative Marks: 0.25</w:t>
+      </w:r>
+    </w:p>
+    <w:p>
+      <w:r>
+        <w:t xml:space="preserve"/>
+      </w:r>
+    </w:p>
+    <w:p>
+      <w:r>
+        <w:t xml:space="preserve">Question: A patient in labor is found to have meconium-stained amniotic fluid. The nurse should:</w:t>
+      </w:r>
+    </w:p>
+    <w:p>
+      <w:r>
+        <w:t xml:space="preserve">(a) Monitor the fetal heart rate closely and prepare for possible neonatal resuscitation at delivery</w:t>
+      </w:r>
+    </w:p>
+    <w:p>
+      <w:r>
+        <w:t xml:space="preserve">(b) Ignore the finding</w:t>
+      </w:r>
+    </w:p>
+    <w:p>
+      <w:r>
+        <w:t xml:space="preserve">(c) Send the patient home</w:t>
+      </w:r>
+    </w:p>
+    <w:p>
+      <w:r>
+        <w:t xml:space="preserve">(d) Give oxytocin to speed labor</w:t>
+      </w:r>
+    </w:p>
+    <w:p>
+      <w:r>
+        <w:t xml:space="preserve">Answer: a</w:t>
+      </w:r>
+    </w:p>
+    <w:p>
+      <w:r>
+        <w:t xml:space="preserve">Solution: ✅ Correct Answer: a</w:t>
+      </w:r>
+    </w:p>
+    <w:p>
+      <w:r>
+        <w:t xml:space="preserve">🧠 Clinical Rationale: MECONIUM-STAINED fluid may indicate FETAL DISTRESS; the FHR is monitored CONTINUOUSLY, and the delivery team is prepared for possible MECONIUM ASPIRATION and neonatal resuscitation. Suctioning of the airway at delivery may be needed for a depressed infant.</w:t>
+      </w:r>
+    </w:p>
+    <w:p>
+      <w:r>
+        <w:t xml:space="preserve">❌ Why Not Other Options?</w:t>
+      </w:r>
+    </w:p>
+    <w:p>
+      <w:r>
+        <w:t xml:space="preserve">(b) — Ignoring it risks missing fetal distress and meconium aspiration.</w:t>
+      </w:r>
+    </w:p>
+    <w:p>
+      <w:r>
+        <w:t xml:space="preserve">(c) — The patient must not be sent home with a complication sign.</w:t>
+      </w:r>
+    </w:p>
+    <w:p>
+      <w:r>
+        <w:t xml:space="preserve">(d) — Oxytocin augmentation is not indicated by meconium staining alone.</w:t>
+      </w:r>
+    </w:p>
+    <w:p>
+      <w:r>
+        <w:t xml:space="preserve">⚠️ Exam Trap: "Meconium-stained fluid = fetal distress alert; prepare for MAS (meconium aspiration syndrome)." Current guidelines: routine intrapartum suctioning is NOT done for vigorous infants; resuscitation follows the standard algorithm.</w:t>
+      </w:r>
+    </w:p>
+    <w:p>
+      <w:r>
+        <w:t xml:space="preserve">💎 PNC Pearl: "Green waters mean baby may be stressed — monitor hard, prep the resuscitation team."</w:t>
+      </w:r>
+    </w:p>
+    <w:p>
+      <w:r>
+        <w:t xml:space="preserve">Positive Marks: 1</w:t>
+      </w:r>
+    </w:p>
+    <w:p>
+      <w:r>
+        <w:t xml:space="preserve">Negative Marks: 0.25</w:t>
+      </w:r>
+    </w:p>
+    <w:p>
+      <w:r>
+        <w:t xml:space="preserve"/>
+      </w:r>
+    </w:p>
+    <w:p>
+      <w:r>
+        <w:t xml:space="preserve">Question: A 6-year-old child is brought to the clinic with a "bull's eye" rash after a camping trip. The nurse should suspect:</w:t>
+      </w:r>
+    </w:p>
+    <w:p>
+      <w:r>
+        <w:t xml:space="preserve">(a) Lyme disease</w:t>
+      </w:r>
+    </w:p>
+    <w:p>
+      <w:r>
+        <w:t xml:space="preserve">(b) Measles</w:t>
+      </w:r>
+    </w:p>
+    <w:p>
+      <w:r>
+        <w:t xml:space="preserve">(c) Chickenpox</w:t>
+      </w:r>
+    </w:p>
+    <w:p>
+      <w:r>
+        <w:t xml:space="preserve">(d) Scabies</w:t>
+      </w:r>
+    </w:p>
+    <w:p>
+      <w:r>
+        <w:t xml:space="preserve">Answer: a</w:t>
+      </w:r>
+    </w:p>
+    <w:p>
+      <w:r>
+        <w:t xml:space="preserve">Solution: ✅ Correct Answer: a</w:t>
+      </w:r>
+    </w:p>
+    <w:p>
+      <w:r>
+        <w:t xml:space="preserve">🧠 Clinical Rationale: ERYTHEMA MIGRANS — the "bull's eye" rash — is the HALLMARK of LYME DISEASE, transmitted by IXODES (deer) tick bites. Early treatment with ANTIBIOTICS (doxycycline) prevents late complications (arthritis, neurologic/cardiac involvement). Tick precautions prevent infection.</w:t>
+      </w:r>
+    </w:p>
+    <w:p>
+      <w:r>
+        <w:t xml:space="preserve">❌ Why Not Other Options?</w:t>
+      </w:r>
+    </w:p>
+    <w:p>
+      <w:r>
+        <w:t xml:space="preserve">(b) — Measles has a maculopapular rash with Koplik spots.</w:t>
+      </w:r>
+    </w:p>
+    <w:p>
+      <w:r>
+        <w:t xml:space="preserve">(c) — Chickenpox has vesicular rash in crops.</w:t>
+      </w:r>
+    </w:p>
+    <w:p>
+      <w:r>
+        <w:t xml:space="preserve">(d) — Scabies causes intense itching with burrows between fingers.</w:t>
+      </w:r>
+    </w:p>
+    <w:p>
+      <w:r>
+        <w:t xml:space="preserve">⚠️ Exam Trap: "Bull's-eye (erythema migrans) = Lyme disease (Borrelia burgdorferi, Ixodes tick)." Late Lyme: arthritis, Bell's palsy, heart block. Prevention: tick repellent, full clothing in woods.</w:t>
+      </w:r>
+    </w:p>
+    <w:p>
+      <w:r>
+        <w:t xml:space="preserve">💎 PNC Pearl: "A bull's-eye rash after the woods = Lyme — tick-borne and treatable early."</w:t>
+      </w:r>
+    </w:p>
+    <w:p>
+      <w:r>
+        <w:t xml:space="preserve">Positive Marks: 1</w:t>
+      </w:r>
+    </w:p>
+    <w:p>
+      <w:r>
+        <w:t xml:space="preserve">Negative Marks: 0.25</w:t>
+      </w:r>
+    </w:p>
+    <w:p>
+      <w:r>
+        <w:t xml:space="preserve"/>
+      </w:r>
+    </w:p>
+    <w:p>
+      <w:r>
+        <w:t xml:space="preserve">Question: A patient with obsessive-compulsive disorder is admitted for treatment. Which statement indicates the patient's understanding of OCD?</w:t>
+      </w:r>
+    </w:p>
+    <w:p>
+      <w:r>
+        <w:t xml:space="preserve">(a) "My rituals reduce the anxiety from my obsessive thoughts, but I need help to break this cycle."</w:t>
+      </w:r>
+    </w:p>
+    <w:p>
+      <w:r>
+        <w:t xml:space="preserve">(b) "I enjoy performing my rituals."</w:t>
+      </w:r>
+    </w:p>
+    <w:p>
+      <w:r>
+        <w:t xml:space="preserve">(c) "My thoughts are real threats that require checking."</w:t>
+      </w:r>
+    </w:p>
+    <w:p>
+      <w:r>
+        <w:t xml:space="preserve">(d) "There is no treatment for OCD."</w:t>
+      </w:r>
+    </w:p>
+    <w:p>
+      <w:r>
+        <w:t xml:space="preserve">Answer: a</w:t>
+      </w:r>
+    </w:p>
+    <w:p>
+      <w:r>
+        <w:t xml:space="preserve">Solution: ✅ Correct Answer: a</w:t>
+      </w:r>
+    </w:p>
+    <w:p>
+      <w:r>
+        <w:t xml:space="preserve">🧠 Clinical Rationale: INSIGHT into OCD — that rituals temporarily relieve obsession-driven anxiety and that treatment (CBT with ERP, SSRIs) can break the cycle — SUPPORTS RECOVERY. Validating the obsession as real or believing it is untreatable indicates misunderstanding.</w:t>
+      </w:r>
+    </w:p>
+    <w:p>
+      <w:r>
+        <w:t xml:space="preserve">❌ Why Not Other Options?</w:t>
+      </w:r>
+    </w:p>
+    <w:p>
+      <w:r>
+        <w:t xml:space="preserve">(b) — Rituals are ego-dystonic (distressing), not enjoyed.</w:t>
+      </w:r>
+    </w:p>
+    <w:p>
+      <w:r>
+        <w:t xml:space="preserve">(c) — Believing the thoughts are real threats is poor insight (overvalued ideation).</w:t>
+      </w:r>
+    </w:p>
+    <w:p>
+      <w:r>
+        <w:t xml:space="preserve">(d) — OCD is highly treatable with ERP and SSRIs.</w:t>
+      </w:r>
+    </w:p>
+    <w:p>
+      <w:r>
+        <w:t xml:space="preserve">⚠️ Exam Trap: "OCD insight = knowing the obsession is irrational but feeling compelled; good response: 'thoughts are excessive, rituals give temporary relief, treatment helps.'"</w:t>
+      </w:r>
+    </w:p>
+    <w:p>
+      <w:r>
+        <w:t xml:space="preserve">💎 PNC Pearl: "'I know it's irrational, but I can't stop' — that insight is the doorway to recovery."</w:t>
+      </w:r>
+    </w:p>
+    <w:p>
+      <w:r>
+        <w:t xml:space="preserve">Positive Marks: 1</w:t>
+      </w:r>
+    </w:p>
+    <w:p>
+      <w:r>
+        <w:t xml:space="preserve">Negative Marks: 0.25</w:t>
+      </w:r>
+    </w:p>
+    <w:p>
+      <w:r>
+        <w:t xml:space="preserve"/>
+      </w:r>
+    </w:p>
+    <w:p>
+      <w:r>
+        <w:t xml:space="preserve">Question: The "Pradhan Mantri Bhartiya Janaushadhi Kendra" sells:</w:t>
+      </w:r>
+    </w:p>
+    <w:p>
+      <w:r>
+        <w:t xml:space="preserve">(a) Affordable generic medicines</w:t>
+      </w:r>
+    </w:p>
+    <w:p>
+      <w:r>
+        <w:t xml:space="preserve">(b) Only branded expensive medicines</w:t>
+      </w:r>
+    </w:p>
+    <w:p>
+      <w:r>
+        <w:t xml:space="preserve">(c) Cosmetics</w:t>
+      </w:r>
+    </w:p>
+    <w:p>
+      <w:r>
+        <w:t xml:space="preserve">(d) Surgical implants only</w:t>
+      </w:r>
+    </w:p>
+    <w:p>
+      <w:r>
+        <w:t xml:space="preserve">Answer: a</w:t>
+      </w:r>
+    </w:p>
+    <w:p>
+      <w:r>
+        <w:t xml:space="preserve">Solution: ✅ Correct Answer: a</w:t>
+      </w:r>
+    </w:p>
+    <w:p>
+      <w:r>
+        <w:t xml:space="preserve">🧠 Clinical Rationale: JAN AUSHADHI KENDRAS sell QUALITY GENERIC medicines at affordable prices (up to 50–90% cheaper than brands), improving access to essential medicines and reducing out-of-pocket expenditure.</w:t>
+      </w:r>
+    </w:p>
+    <w:p>
+      <w:r>
+        <w:t xml:space="preserve">❌ Why Not Other Options?</w:t>
+      </w:r>
+    </w:p>
+    <w:p>
+      <w:r>
+        <w:t xml:space="preserve">(b) — The kendras sell generics, not expensive brands.</w:t>
+      </w:r>
+    </w:p>
+    <w:p>
+      <w:r>
+        <w:t xml:space="preserve">(c) — Cosmetics are not the focus.</w:t>
+      </w:r>
+    </w:p>
+    <w:p>
+      <w:r>
+        <w:t xml:space="preserve">(d) — Surgical implants are a small category; medicines are the core.</w:t>
+      </w:r>
+    </w:p>
+    <w:p>
+      <w:r>
+        <w:t xml:space="preserve">⚠️ Exam Trap: "Jan Aushadhi = generic medicines at low prices; tagline: 'Sasta, Sundar, Tikau.'" Over 2,000 medicines and 300+ surgical items available.</w:t>
+      </w:r>
+    </w:p>
+    <w:p>
+      <w:r>
+        <w:t xml:space="preserve">💎 PNC Pearl: "The same medicine, a fraction of the price — Jan Aushadhi's promise."</w:t>
+      </w:r>
+    </w:p>
+    <w:p>
+      <w:r>
+        <w:t xml:space="preserve">Positive Marks: 1</w:t>
+      </w:r>
+    </w:p>
+    <w:p>
+      <w:r>
+        <w:t xml:space="preserve">Negative Marks: 0.25</w:t>
+      </w:r>
+    </w:p>
+    <w:p>
+      <w:r>
+        <w:t xml:space="preserve"/>
+      </w:r>
+    </w:p>
+    <w:p>
+      <w:r>
+        <w:t xml:space="preserve">Question: The nurse is to administer 1 L of IV fluid over 10 hours. The drop factor is 15 drops/mL. The flow rate in drops per minute is:</w:t>
+      </w:r>
+    </w:p>
+    <w:p>
+      <w:r>
+        <w:t xml:space="preserve">(a) 15 gtt/min</w:t>
+      </w:r>
+    </w:p>
+    <w:p>
+      <w:r>
+        <w:t xml:space="preserve">(b) 25 gtt/min</w:t>
+      </w:r>
+    </w:p>
+    <w:p>
+      <w:r>
+        <w:t xml:space="preserve">(c) 35 gtt/min</w:t>
+      </w:r>
+    </w:p>
+    <w:p>
+      <w:r>
+        <w:t xml:space="preserve">(d) 45 gtt/min</w:t>
+      </w:r>
+    </w:p>
+    <w:p>
+      <w:r>
+        <w:t xml:space="preserve">Answer: b</w:t>
+      </w:r>
+    </w:p>
+    <w:p>
+      <w:r>
+        <w:t xml:space="preserve">Solution: ✅ Correct Answer: b</w:t>
+      </w:r>
+    </w:p>
+    <w:p>
+      <w:r>
+        <w:t xml:space="preserve">🧠 Clinical Rationale: Flow rate = (Volume × Drop factor) ÷ Time in minutes = (1,000 × 15) ÷ 600 = 15,000 ÷ 600 = 25 gtt/min. Convert 10 hours → 600 minutes first.</w:t>
+      </w:r>
+    </w:p>
+    <w:p>
+      <w:r>
+        <w:t xml:space="preserve">❌ Why Not Other Options?</w:t>
+      </w:r>
+    </w:p>
+    <w:p>
+      <w:r>
+        <w:t xml:space="preserve">(a) — 15 gtt/min would take ~16.7 hours.</w:t>
+      </w:r>
+    </w:p>
+    <w:p>
+      <w:r>
+        <w:t xml:space="preserve">(c) — 35 gtt/min would finish in ~7 hours.</w:t>
+      </w:r>
+    </w:p>
+    <w:p>
+      <w:r>
+        <w:t xml:space="preserve">(d) — 45 gtt/min would finish in ~5.6 hours.</w:t>
+      </w:r>
+    </w:p>
+    <w:p>
+      <w:r>
+        <w:t xml:space="preserve">⚠️ Exam Trap: "(mL × drop factor) ÷ minutes = gtt/min; 10 h = 600 min." Sanity check: 100 mL/h × 15/60 = 25 gtt/min ✓.</w:t>
+      </w:r>
+    </w:p>
+    <w:p>
+      <w:r>
+        <w:t xml:space="preserve">💎 PNC Pearl: "Thousand times fifteen over six hundred — 25 drops a minute."</w:t>
+      </w:r>
+    </w:p>
+    <w:p>
+      <w:r>
+        <w:t xml:space="preserve">Positive Marks: 1</w:t>
+      </w:r>
+    </w:p>
+    <w:p>
+      <w:r>
+        <w:t xml:space="preserve">Negative Marks: 0.25</w:t>
+      </w:r>
+    </w:p>
+    <w:p>
+      <w:r>
+        <w:t xml:space="preserve"/>
+      </w:r>
+    </w:p>
+    <w:p>
+      <w:r>
+        <w:t xml:space="preserve">Question: The nurse is caring for a patient with hyperthyroidism. Which nursing intervention is appropriate?</w:t>
+      </w:r>
+    </w:p>
+    <w:p>
+      <w:r>
+        <w:t xml:space="preserve">(a) Provide a calm, low-stimulation environment and monitor for weight loss and tachycardia</w:t>
+      </w:r>
+    </w:p>
+    <w:p>
+      <w:r>
+        <w:t xml:space="preserve">(b) Encourage caffeine intake</w:t>
+      </w:r>
+    </w:p>
+    <w:p>
+      <w:r>
+        <w:t xml:space="preserve">(c) Provide a high-fiber, spicy diet</w:t>
+      </w:r>
+    </w:p>
+    <w:p>
+      <w:r>
+        <w:t xml:space="preserve">(d) Encourage vigorous exercise</w:t>
+      </w:r>
+    </w:p>
+    <w:p>
+      <w:r>
+        <w:t xml:space="preserve">Answer: a</w:t>
+      </w:r>
+    </w:p>
+    <w:p>
+      <w:r>
+        <w:t xml:space="preserve">Solution: ✅ Correct Answer: a</w:t>
+      </w:r>
+    </w:p>
+    <w:p>
+      <w:r>
+        <w:t xml:space="preserve">🧠 Clinical Rationale: Hyperthyroidism INCREASES metabolism — the nurse provides a CALM ENVIRONMENT, REST periods, a high-calorie nutritious diet, and monitors WEIGHT, PULSE, and TEMPERATURE. CAFFEINE, stimulants, and STRENUOUS activity are AVOIDED. THYROID STORM (fever, tachycardia, agitation) is an emergency.</w:t>
+      </w:r>
+    </w:p>
+    <w:p>
+      <w:r>
+        <w:t xml:space="preserve">❌ Why Not Other Options?</w:t>
+      </w:r>
+    </w:p>
+    <w:p>
+      <w:r>
+        <w:t xml:space="preserve">(b) — Caffeine stimulates and worsens tachycardia/agitation.</w:t>
+      </w:r>
+    </w:p>
+    <w:p>
+      <w:r>
+        <w:t xml:space="preserve">(c) — High-fiber spicy diets add stimulation and GI irritation.</w:t>
+      </w:r>
+    </w:p>
+    <w:p>
+      <w:r>
+        <w:t xml:space="preserve">(d) — Vigorous exercise increases cardiac load in an already hypermetabolic patient.</w:t>
+      </w:r>
+    </w:p>
+    <w:p>
+      <w:r>
+        <w:t xml:space="preserve">⚠️ Exam Trap: "Hyperthyroid care: calm, cool, high-calorie, rest, monitor pulse/temp; hypothyroid care: warm, low-calorie, monitor for bradycardia." Thyroid storm = emergency (antithyroid, beta-blocker, cooling).</w:t>
+      </w:r>
+    </w:p>
+    <w:p>
+      <w:r>
+        <w:t xml:space="preserve">💎 PNC Pearl: "Quiet room, rest, and watch the racing pulse — hyperthyroid care."</w:t>
+      </w:r>
+    </w:p>
+    <w:p>
+      <w:r>
+        <w:t xml:space="preserve">Positive Marks: 1</w:t>
+      </w:r>
+    </w:p>
+    <w:p>
+      <w:r>
+        <w:t xml:space="preserve">Negative Marks: 0.25</w:t>
+      </w:r>
+    </w:p>
+    <w:p>
+      <w:r>
+        <w:t xml:space="preserve"/>
+      </w:r>
+    </w:p>
+    <w:p>
+      <w:r>
+        <w:t xml:space="preserve">Question: The nurse is assessing a patient with appendicitis. Which sign is most specific?</w:t>
+      </w:r>
+    </w:p>
+    <w:p>
+      <w:r>
+        <w:t xml:space="preserve">(a) Rebound tenderness at McBurney's point</w:t>
+      </w:r>
+    </w:p>
+    <w:p>
+      <w:r>
+        <w:t xml:space="preserve">(b) Pain in the left upper quadrant</w:t>
+      </w:r>
+    </w:p>
+    <w:p>
+      <w:r>
+        <w:t xml:space="preserve">(c) Murphy's sign</w:t>
+      </w:r>
+    </w:p>
+    <w:p>
+      <w:r>
+        <w:t xml:space="preserve">(d) Grey Turner sign</w:t>
+      </w:r>
+    </w:p>
+    <w:p>
+      <w:r>
+        <w:t xml:space="preserve">Answer: a</w:t>
+      </w:r>
+    </w:p>
+    <w:p>
+      <w:r>
+        <w:t xml:space="preserve">Solution: ✅ Correct Answer: a</w:t>
+      </w:r>
+    </w:p>
+    <w:p>
+      <w:r>
+        <w:t xml:space="preserve">🧠 Clinical Rationale: Appendicitis classically causes pain MIGRATING to the RIGHT LOWER QUADRANT with REBOUND TENDERNESS at MCBURNEY'S POINT. MURPHY'S sign indicates CHOLECYSTITIS; GREY TURNER'S sign suggests retroperitoneal bleeding (PANCREATITIS). Rupture leads to peritonitis.</w:t>
+      </w:r>
+    </w:p>
+    <w:p>
+      <w:r>
+        <w:t xml:space="preserve">❌ Why Not Other Options?</w:t>
+      </w:r>
+    </w:p>
+    <w:p>
+      <w:r>
+        <w:t xml:space="preserve">(b) — LUQ pain is not the appendicitis pattern.</w:t>
+      </w:r>
+    </w:p>
+    <w:p>
+      <w:r>
+        <w:t xml:space="preserve">(c) — Murphy's sign = cholecystitis (RUQ).</w:t>
+      </w:r>
+    </w:p>
+    <w:p>
+      <w:r>
+        <w:t xml:space="preserve">(d) — Grey Turner = flank bruising in retroperitoneal hemorrhage.</w:t>
+      </w:r>
+    </w:p>
+    <w:p>
+      <w:r>
+        <w:t xml:space="preserve">⚠️ Exam Trap: "Signs: appendicitis = McBurney + Rovsing + psoas + rebound; cholecystitis = Murphy; pancreatitis = Cullen/Grey Turner; meningitis = Kernig/Brudzinski."</w:t>
+      </w:r>
+    </w:p>
+    <w:p>
+      <w:r>
+        <w:t xml:space="preserve">💎 PNC Pearl: "McBurney's point rebound = the appendix is angry."</w:t>
+      </w:r>
+    </w:p>
+    <w:p>
+      <w:r>
+        <w:t xml:space="preserve">Positive Marks: 1</w:t>
+      </w:r>
+    </w:p>
+    <w:p>
+      <w:r>
+        <w:t xml:space="preserve">Negative Marks: 0.25</w:t>
+      </w:r>
+    </w:p>
+    <w:p>
+      <w:r>
+        <w:t xml:space="preserve"/>
+      </w:r>
+    </w:p>
+    <w:p>
+      <w:r>
+        <w:t xml:space="preserve">Question: The most appropriate position for a patient with acute respiratory distress is:</w:t>
+      </w:r>
+    </w:p>
+    <w:p>
+      <w:r>
+        <w:t xml:space="preserve">(a) High-Fowler's (sitting upright) position</w:t>
+      </w:r>
+    </w:p>
+    <w:p>
+      <w:r>
+        <w:t xml:space="preserve">(b) Supine flat</w:t>
+      </w:r>
+    </w:p>
+    <w:p>
+      <w:r>
+        <w:t xml:space="preserve">(c) Prone with head flat</w:t>
+      </w:r>
+    </w:p>
+    <w:p>
+      <w:r>
+        <w:t xml:space="preserve">(d) Trendelenburg</w:t>
+      </w:r>
+    </w:p>
+    <w:p>
+      <w:r>
+        <w:t xml:space="preserve">Answer: a</w:t>
+      </w:r>
+    </w:p>
+    <w:p>
+      <w:r>
+        <w:t xml:space="preserve">Solution: ✅ Correct Answer: a</w:t>
+      </w:r>
+    </w:p>
+    <w:p>
+      <w:r>
+        <w:t xml:space="preserve">🧠 Clinical Rationale: The HIGH-FOWLER'S (60–90°) position MAXIMIZES chest expansion and oxygenation in respiratory distress. The nurse administers oxygen as ordered, monitors SpO₂ and work of breathing, and positions for comfort and airway patency.</w:t>
+      </w:r>
+    </w:p>
+    <w:p>
+      <w:r>
+        <w:t xml:space="preserve">❌ Why Not Other Options?</w:t>
+      </w:r>
+    </w:p>
+    <w:p>
+      <w:r>
+        <w:t xml:space="preserve">(b) — Supine lets abdominal contents press on the diaphragm, worsening breathing.</w:t>
+      </w:r>
+    </w:p>
+    <w:p>
+      <w:r>
+        <w:t xml:space="preserve">(c) — Prone is used in specific ARDS ventilation strategies, not general distress.</w:t>
+      </w:r>
+    </w:p>
+    <w:p>
+      <w:r>
+        <w:t xml:space="preserve">(d) — Trendelenburg increases venous return to the chest, worsening breathlessness.</w:t>
+      </w:r>
+    </w:p>
+    <w:p>
+      <w:r>
+        <w:t xml:space="preserve">⚠️ Exam Trap: "Dyspnea = high-Fowler's/orthopneic position (sit up, lean forward, arms supported)." The same position aids asthma, COPD, HF, and pneumonia.</w:t>
+      </w:r>
+    </w:p>
+    <w:p>
+      <w:r>
+        <w:t xml:space="preserve">💎 PNC Pearl: "Sit them tall to breathe well — gravity is free oxygen."</w:t>
+      </w:r>
+    </w:p>
+    <w:p>
+      <w:r>
+        <w:t xml:space="preserve">Positive Marks: 1</w:t>
+      </w:r>
+    </w:p>
+    <w:p>
+      <w:r>
+        <w:t xml:space="preserve">Negative Marks: 0.25</w:t>
+      </w:r>
+    </w:p>
+    <w:p>
+      <w:r>
+        <w:t xml:space="preserve">Question: A patient with a peptic ulcer is prescribed a proton pump inhibitor. The nurse should instruct the patient to take the PPI:</w:t>
+      </w:r>
+    </w:p>
+    <w:p>
+      <w:r>
+        <w:t xml:space="preserve">(a) Before breakfast (on an empty stomach) for maximum effect</w:t>
+      </w:r>
+    </w:p>
+    <w:p>
+      <w:r>
+        <w:t xml:space="preserve">(b) With a large fatty meal</w:t>
+      </w:r>
+    </w:p>
+    <w:p>
+      <w:r>
+        <w:t xml:space="preserve">(c) At bedtime only</w:t>
+      </w:r>
+    </w:p>
+    <w:p>
+      <w:r>
+        <w:t xml:space="preserve">(d) Whenever remembered</w:t>
+      </w:r>
+    </w:p>
+    <w:p>
+      <w:r>
+        <w:t xml:space="preserve">Answer: a</w:t>
+      </w:r>
+    </w:p>
+    <w:p>
+      <w:r>
+        <w:t xml:space="preserve">Solution: ✅ Correct Answer: a</w:t>
+      </w:r>
+    </w:p>
+    <w:p>
+      <w:r>
+        <w:t xml:space="preserve">🧠 Clinical Rationale: PPIs (omeprazole, pantoprazole) are most effective taken 30–60 minutes BEFORE BREAKFAST — the proton pumps are most active after fasting and before meals. CONSISTENT daily timing improves acid suppression. Long-term use requires monitoring for B12 deficiency and fractures.</w:t>
+      </w:r>
+    </w:p>
+    <w:p>
+      <w:r>
+        <w:t xml:space="preserve">❌ Why Not Other Options?</w:t>
+      </w:r>
+    </w:p>
+    <w:p>
+      <w:r>
+        <w:t xml:space="preserve">(b) — Food delays absorption and reduces the PPI's effect on active pumps.</w:t>
+      </w:r>
+    </w:p>
+    <w:p>
+      <w:r>
+        <w:t xml:space="preserve">(c) — Bedtime dosing is for H2 blockers' nocturnal acid control; PPIs work best pre-breakfast.</w:t>
+      </w:r>
+    </w:p>
+    <w:p>
+      <w:r>
+        <w:t xml:space="preserve">(d) — Irregular timing gives inconsistent acid suppression.</w:t>
+      </w:r>
+    </w:p>
+    <w:p>
+      <w:r>
+        <w:t xml:space="preserve">⚠️ Exam Trap: "PPI = before breakfast (empty stomach); H2 blockers (ranitidine/famotidine) = often at bedtime." Long-term PPI: monitor B12, calcium (fracture risk), and magnesium.</w:t>
+      </w:r>
+    </w:p>
+    <w:p>
+      <w:r>
+        <w:t xml:space="preserve">💎 PNC Pearl: "PPIs wake up before breakfast — empty stomach, maximum pump shutdown."</w:t>
+      </w:r>
+    </w:p>
+    <w:p>
+      <w:r>
+        <w:t xml:space="preserve">Positive Marks: 1</w:t>
+      </w:r>
+    </w:p>
+    <w:p>
+      <w:r>
+        <w:t xml:space="preserve">Negative Marks: 0.25</w:t>
+      </w:r>
+    </w:p>
+    <w:p>
+      <w:r>
+        <w:t xml:space="preserve"/>
+      </w:r>
+    </w:p>
+    <w:p>
+      <w:r>
+        <w:t xml:space="preserve">Question: The nurse is preparing a patient for a colonoscopy. The bowel preparation includes:</w:t>
+      </w:r>
+    </w:p>
+    <w:p>
+      <w:r>
+        <w:t xml:space="preserve">(a) A clear liquid diet and laxative/cleansing solution as prescribed</w:t>
+      </w:r>
+    </w:p>
+    <w:p>
+      <w:r>
+        <w:t xml:space="preserve">(b) A heavy meal before the procedure</w:t>
+      </w:r>
+    </w:p>
+    <w:p>
+      <w:r>
+        <w:t xml:space="preserve">(c) Milk products the day before</w:t>
+      </w:r>
+    </w:p>
+    <w:p>
+      <w:r>
+        <w:t xml:space="preserve">(d) No preparation</w:t>
+      </w:r>
+    </w:p>
+    <w:p>
+      <w:r>
+        <w:t xml:space="preserve">Answer: a</w:t>
+      </w:r>
+    </w:p>
+    <w:p>
+      <w:r>
+        <w:t xml:space="preserve">Solution: ✅ Correct Answer: a</w:t>
+      </w:r>
+    </w:p>
+    <w:p>
+      <w:r>
+        <w:t xml:space="preserve">🧠 Clinical Rationale: Colonoscopy requires a CLEAR LIQUID DIET for 24 hours and BOWEL CLEANSING (polyethylene glycol solution or similar) to empty the colon for adequate visualization. The nurse ensures hydration, explains the procedure, and monitors for DEHYDRATION in the elderly.</w:t>
+      </w:r>
+    </w:p>
+    <w:p>
+      <w:r>
+        <w:t xml:space="preserve">❌ Why Not Other Options?</w:t>
+      </w:r>
+    </w:p>
+    <w:p>
+      <w:r>
+        <w:t xml:space="preserve">(b) — A heavy meal defeats the cleansing purpose and risks aspiration/obscured views.</w:t>
+      </w:r>
+    </w:p>
+    <w:p>
+      <w:r>
+        <w:t xml:space="preserve">(c) — Milk products are not clear liquids.</w:t>
+      </w:r>
+    </w:p>
+    <w:p>
+      <w:r>
+        <w:t xml:space="preserve">(d) — Colonoscopy without preparation gives an unreadable colon.</w:t>
+      </w:r>
+    </w:p>
+    <w:p>
+      <w:r>
+        <w:t xml:space="preserve">⚠️ Exam Trap: "Colonoscopy prep: clear liquids + laxative (PEG) + NPO after midnight; watch hydration and electrolyte balance in elders."</w:t>
+      </w:r>
+    </w:p>
+    <w:p>
+      <w:r>
+        <w:t xml:space="preserve">💎 PNC Pearl: "Empty the colon to see the colon — clear liquids and a good clean-out."</w:t>
+      </w:r>
+    </w:p>
+    <w:p>
+      <w:r>
+        <w:t xml:space="preserve">Positive Marks: 1</w:t>
+      </w:r>
+    </w:p>
+    <w:p>
+      <w:r>
+        <w:t xml:space="preserve">Negative Marks: 0.25</w:t>
+      </w:r>
+    </w:p>
+    <w:p>
+      <w:r>
+        <w:t xml:space="preserve"/>
+      </w:r>
+    </w:p>
+    <w:p>
+      <w:r>
+        <w:t xml:space="preserve">Question: A patient in the fourth stage of labor is at highest risk for:</w:t>
+      </w:r>
+    </w:p>
+    <w:p>
+      <w:r>
+        <w:t xml:space="preserve">(a) Postpartum hemorrhage</w:t>
+      </w:r>
+    </w:p>
+    <w:p>
+      <w:r>
+        <w:t xml:space="preserve">(b) Hypoglycemia</w:t>
+      </w:r>
+    </w:p>
+    <w:p>
+      <w:r>
+        <w:t xml:space="preserve">(c) Fractures</w:t>
+      </w:r>
+    </w:p>
+    <w:p>
+      <w:r>
+        <w:t xml:space="preserve">(d) Hyperthyroidism</w:t>
+      </w:r>
+    </w:p>
+    <w:p>
+      <w:r>
+        <w:t xml:space="preserve">Answer: a</w:t>
+      </w:r>
+    </w:p>
+    <w:p>
+      <w:r>
+        <w:t xml:space="preserve">Solution: ✅ Correct Answer: a</w:t>
+      </w:r>
+    </w:p>
+    <w:p>
+      <w:r>
+        <w:t xml:space="preserve">🧠 Clinical Rationale: The FOURTH STAGE (first 1–4 hours after delivery) carries the HIGHEST RISK of POSTPARTUM HEMORRHAGE — the nurse monitors FUNDAL TONE, LOCHIA, VITAL SIGNS, and perineum frequently. FUNDAL MASSAGE, bladder emptying, and early breastfeeding reduce bleeding.</w:t>
+      </w:r>
+    </w:p>
+    <w:p>
+      <w:r>
+        <w:t xml:space="preserve">❌ Why Not Other Options?</w:t>
+      </w:r>
+    </w:p>
+    <w:p>
+      <w:r>
+        <w:t xml:space="preserve">(b) — Hypoglycemia is a newborn risk, not the maternal fourth-stage priority.</w:t>
+      </w:r>
+    </w:p>
+    <w:p>
+      <w:r>
+        <w:t xml:space="preserve">(c) — Fractures are not a fourth-stage risk.</w:t>
+      </w:r>
+    </w:p>
+    <w:p>
+      <w:r>
+        <w:t xml:space="preserve">(d) — Hyperthyroidism is unrelated.</w:t>
+      </w:r>
+    </w:p>
+    <w:p>
+      <w:r>
+        <w:t xml:space="preserve">⚠️ Exam Trap: "Fourth stage = the hemorrhage watch (1–4 hours post-delivery)." Causes of PPH: 4 Ts — Tone (atony), Trauma, Tissue, Thrombin. Atony = #1 cause.</w:t>
+      </w:r>
+    </w:p>
+    <w:p>
+      <w:r>
+        <w:t xml:space="preserve">💎 PNC Pearl: "The first four hours after birth — rub the fundus, watch the lochia."</w:t>
+      </w:r>
+    </w:p>
+    <w:p>
+      <w:r>
+        <w:t xml:space="preserve">Positive Marks: 1</w:t>
+      </w:r>
+    </w:p>
+    <w:p>
+      <w:r>
+        <w:t xml:space="preserve">Negative Marks: 0.25</w:t>
+      </w:r>
+    </w:p>
+    <w:p>
+      <w:r>
+        <w:t xml:space="preserve"/>
+      </w:r>
+    </w:p>
+    <w:p>
+      <w:r>
+        <w:t xml:space="preserve">Question: A 3-year-old child has a temperature of 39.5°C and a history of febrile seizures. The nurse should:</w:t>
+      </w:r>
+    </w:p>
+    <w:p>
+      <w:r>
+        <w:t xml:space="preserve">(a) Give antipyretics as ordered and monitor for seizure activity</w:t>
+      </w:r>
+    </w:p>
+    <w:p>
+      <w:r>
+        <w:t xml:space="preserve">(b) Wait for the temperature to rise further</w:t>
+      </w:r>
+    </w:p>
+    <w:p>
+      <w:r>
+        <w:t xml:space="preserve">(c) Give a cold bath</w:t>
+      </w:r>
+    </w:p>
+    <w:p>
+      <w:r>
+        <w:t xml:space="preserve">(d) Cover the child with blankets</w:t>
+      </w:r>
+    </w:p>
+    <w:p>
+      <w:r>
+        <w:t xml:space="preserve">Answer: a</w:t>
+      </w:r>
+    </w:p>
+    <w:p>
+      <w:r>
+        <w:t xml:space="preserve">Solution: ✅ Correct Answer: a</w:t>
+      </w:r>
+    </w:p>
+    <w:p>
+      <w:r>
+        <w:t xml:space="preserve">🧠 Clinical Rationale: A child with a febrile seizure HISTORY receives ANTIPYRETICS EARLY, with monitoring and prompt treatment of rising temperature. ICE-COLD baths and heavy blankets are AVOIDED (SHIVERING raises temperature). The nurse educates parents about SEIZURE FIRST AID.</w:t>
+      </w:r>
+    </w:p>
+    <w:p>
+      <w:r>
+        <w:t xml:space="preserve">❌ Why Not Other Options?</w:t>
+      </w:r>
+    </w:p>
+    <w:p>
+      <w:r>
+        <w:t xml:space="preserve">(b) — Waiting lets the fever climb toward another seizure.</w:t>
+      </w:r>
+    </w:p>
+    <w:p>
+      <w:r>
+        <w:t xml:space="preserve">(c) — Cold baths cause shivering, which raises core temperature.</w:t>
+      </w:r>
+    </w:p>
+    <w:p>
+      <w:r>
+        <w:t xml:space="preserve">(d) — Blankets trap heat.</w:t>
+      </w:r>
+    </w:p>
+    <w:p>
+      <w:r>
+        <w:t xml:space="preserve">⚠️ Exam Trap: "Febrile seizure: antipyretic early, tepid sponging, light clothing, monitor; seizure first aid: side-lying, nothing in mouth, time it, call physician." Most febrile seizures are benign (6 months–5 years).</w:t>
+      </w:r>
+    </w:p>
+    <w:p>
+      <w:r>
+        <w:t xml:space="preserve">💎 PNC Pearl: "Fever history means early antipyretics — cold baths and blankets are the enemies."</w:t>
+      </w:r>
+    </w:p>
+    <w:p>
+      <w:r>
+        <w:t xml:space="preserve">Positive Marks: 1</w:t>
+      </w:r>
+    </w:p>
+    <w:p>
+      <w:r>
+        <w:t xml:space="preserve">Negative Marks: 0.25</w:t>
+      </w:r>
+    </w:p>
+    <w:p>
+      <w:r>
+        <w:t xml:space="preserve"/>
+      </w:r>
+    </w:p>
+    <w:p>
+      <w:r>
+        <w:t xml:space="preserve">Question: A patient with a dissociative disorder presents with amnesia for personal information. The nurse should:</w:t>
+      </w:r>
+    </w:p>
+    <w:p>
+      <w:r>
+        <w:t xml:space="preserve">(a) Provide a safe, supportive environment and orient the patient gently</w:t>
+      </w:r>
+    </w:p>
+    <w:p>
+      <w:r>
+        <w:t xml:space="preserve">(b) Force the patient to remember</w:t>
+      </w:r>
+    </w:p>
+    <w:p>
+      <w:r>
+        <w:t xml:space="preserve">(c) Confront the patient about faking</w:t>
+      </w:r>
+    </w:p>
+    <w:p>
+      <w:r>
+        <w:t xml:space="preserve">(d) Isolate the patient</w:t>
+      </w:r>
+    </w:p>
+    <w:p>
+      <w:r>
+        <w:t xml:space="preserve">Answer: a</w:t>
+      </w:r>
+    </w:p>
+    <w:p>
+      <w:r>
+        <w:t xml:space="preserve">Solution: ✅ Correct Answer: a</w:t>
+      </w:r>
+    </w:p>
+    <w:p>
+      <w:r>
+        <w:t xml:space="preserve">🧠 Clinical Rationale: In DISSOCIATIVE AMNESIA, the nurse provides SAFETY, TRUST, and GENTLE reality orientation WITHOUT PRESSURE. Forcing recall or CONFRONTATION increases anxiety. PSYCHOTHERAPY helps recover memories and process the underlying trauma.</w:t>
+      </w:r>
+    </w:p>
+    <w:p>
+      <w:r>
+        <w:t xml:space="preserve">❌ Why Not Other Options?</w:t>
+      </w:r>
+    </w:p>
+    <w:p>
+      <w:r>
+        <w:t xml:space="preserve">(b) — Forcing recall intensifies dissociation and anxiety.</w:t>
+      </w:r>
+    </w:p>
+    <w:p>
+      <w:r>
+        <w:t xml:space="preserve">(c) — Confrontation breaks trust and worsens symptoms.</w:t>
+      </w:r>
+    </w:p>
+    <w:p>
+      <w:r>
+        <w:t xml:space="preserve">(d) — Isolation removes the support the patient needs.</w:t>
+      </w:r>
+    </w:p>
+    <w:p>
+      <w:r>
+        <w:t xml:space="preserve">⚠️ Exam Trap: "Dissociation care: safety, gentle orientation, no pressure to remember, and therapy to process trauma." Dissociative amnesia is a response to overwhelming stress/trauma.</w:t>
+      </w:r>
+    </w:p>
+    <w:p>
+      <w:r>
+        <w:t xml:space="preserve">💎 PNC Pearl: "Offer safety, never force memory — dissociation heals in trust."</w:t>
+      </w:r>
+    </w:p>
+    <w:p>
+      <w:r>
+        <w:t xml:space="preserve">Positive Marks: 1</w:t>
+      </w:r>
+    </w:p>
+    <w:p>
+      <w:r>
+        <w:t xml:space="preserve">Negative Marks: 0.25</w:t>
+      </w:r>
+    </w:p>
+    <w:p>
+      <w:r>
+        <w:t xml:space="preserve"/>
+      </w:r>
+    </w:p>
+    <w:p>
+      <w:r>
+        <w:t xml:space="preserve">Question: The "National Oral Health Programme" focuses on:</w:t>
+      </w:r>
+    </w:p>
+    <w:p>
+      <w:r>
+        <w:t xml:space="preserve">(a) Prevention and control of oral diseases such as dental caries and oral cancer</w:t>
+      </w:r>
+    </w:p>
+    <w:p>
+      <w:r>
+        <w:t xml:space="preserve">(b) Only cosmetic dentistry</w:t>
+      </w:r>
+    </w:p>
+    <w:p>
+      <w:r>
+        <w:t xml:space="preserve">(c) Tooth whitening</w:t>
+      </w:r>
+    </w:p>
+    <w:p>
+      <w:r>
+        <w:t xml:space="preserve">(d) Dental tourism</w:t>
+      </w:r>
+    </w:p>
+    <w:p>
+      <w:r>
+        <w:t xml:space="preserve">Answer: a</w:t>
+      </w:r>
+    </w:p>
+    <w:p>
+      <w:r>
+        <w:t xml:space="preserve">Solution: ✅ Correct Answer: a</w:t>
+      </w:r>
+    </w:p>
+    <w:p>
+      <w:r>
+        <w:t xml:space="preserve">🧠 Clinical Rationale: The National Oral Health Programme promotes ORAL HEALTH through SCHOOL programs, SCREENING, and TREATMENT of dental caries, periodontal disease, and ORAL CANCER — a major public health burden in India.</w:t>
+      </w:r>
+    </w:p>
+    <w:p>
+      <w:r>
+        <w:t xml:space="preserve">❌ Why Not Other Options?</w:t>
+      </w:r>
+    </w:p>
+    <w:p>
+      <w:r>
+        <w:t xml:space="preserve">(b) — Cosmetic dentistry is not the program's focus.</w:t>
+      </w:r>
+    </w:p>
+    <w:p>
+      <w:r>
+        <w:t xml:space="preserve">(c) — Tooth whitening is cosmetic.</w:t>
+      </w:r>
+    </w:p>
+    <w:p>
+      <w:r>
+        <w:t xml:space="preserve">(d) — Dental tourism is not a national health program.</w:t>
+      </w:r>
+    </w:p>
+    <w:p>
+      <w:r>
+        <w:t xml:space="preserve">⚠️ Exam Trap: "Oral health program: caries + periodontal disease + oral cancer screening; tobacco = the main oral cancer risk factor." Chewing tobacco and betel quid are major India-specific risks.</w:t>
+      </w:r>
+    </w:p>
+    <w:p>
+      <w:r>
+        <w:t xml:space="preserve">💎 PNC Pearl: "Healthy teeth and early cancer checks — the oral health mission."</w:t>
+      </w:r>
+    </w:p>
+    <w:p>
+      <w:r>
+        <w:t xml:space="preserve">Positive Marks: 1</w:t>
+      </w:r>
+    </w:p>
+    <w:p>
+      <w:r>
+        <w:t xml:space="preserve">Negative Marks: 0.25</w:t>
+      </w:r>
+    </w:p>
+    <w:p>
+      <w:r>
+        <w:t xml:space="preserve"/>
+      </w:r>
+    </w:p>
+    <w:p>
+      <w:r>
+        <w:t xml:space="preserve">Question: The nurse is to give 800 mg of a medication. The tablets are 200 mg each. How many tablets are needed?</w:t>
+      </w:r>
+    </w:p>
+    <w:p>
+      <w:r>
+        <w:t xml:space="preserve">(a) 2 tablets</w:t>
+      </w:r>
+    </w:p>
+    <w:p>
+      <w:r>
+        <w:t xml:space="preserve">(b) 3 tablets</w:t>
+      </w:r>
+    </w:p>
+    <w:p>
+      <w:r>
+        <w:t xml:space="preserve">(c) 4 tablets</w:t>
+      </w:r>
+    </w:p>
+    <w:p>
+      <w:r>
+        <w:t xml:space="preserve">(d) 5 tablets</w:t>
+      </w:r>
+    </w:p>
+    <w:p>
+      <w:r>
+        <w:t xml:space="preserve">Answer: c</w:t>
+      </w:r>
+    </w:p>
+    <w:p>
+      <w:r>
+        <w:t xml:space="preserve">Solution: ✅ Correct Answer: c</w:t>
+      </w:r>
+    </w:p>
+    <w:p>
+      <w:r>
+        <w:t xml:space="preserve">🧠 Clinical Rationale: Tablets = 800 ÷ 200 = 4 tablets. The nurse verifies the calculation and the five rights before administration.</w:t>
+      </w:r>
+    </w:p>
+    <w:p>
+      <w:r>
+        <w:t xml:space="preserve">❌ Why Not Other Options?</w:t>
+      </w:r>
+    </w:p>
+    <w:p>
+      <w:r>
+        <w:t xml:space="preserve">(a) — 2 tablets give 400 mg — half the dose.</w:t>
+      </w:r>
+    </w:p>
+    <w:p>
+      <w:r>
+        <w:t xml:space="preserve">(b) — 3 tablets give 600 mg.</w:t>
+      </w:r>
+    </w:p>
+    <w:p>
+      <w:r>
+        <w:t xml:space="preserve">(d) — 5 tablets give 1,000 mg — above the dose.</w:t>
+      </w:r>
+    </w:p>
+    <w:p>
+      <w:r>
+        <w:t xml:space="preserve">⚠️ Exam Trap: "Desired ÷ have = tablets (800 ÷ 200 = 4)." Simple division — verify units and the order.</w:t>
+      </w:r>
+    </w:p>
+    <w:p>
+      <w:r>
+        <w:t xml:space="preserve">💎 PNC Pearl: "Eight hundred over two hundred — four tablets flat."</w:t>
+      </w:r>
+    </w:p>
+    <w:p>
+      <w:r>
+        <w:t xml:space="preserve">Positive Marks: 1</w:t>
+      </w:r>
+    </w:p>
+    <w:p>
+      <w:r>
+        <w:t xml:space="preserve">Negative Marks: 0.25</w:t>
+      </w:r>
+    </w:p>
+    <w:p>
+      <w:r>
+        <w:t xml:space="preserve"/>
+      </w:r>
+    </w:p>
+    <w:p>
+      <w:r>
+        <w:t xml:space="preserve">Question: A patient with chronic renal failure is prescribed a phosphate binder. The nurse should teach the patient to take it:</w:t>
+      </w:r>
+    </w:p>
+    <w:p>
+      <w:r>
+        <w:t xml:space="preserve">(a) With meals to bind dietary phosphate</w:t>
+      </w:r>
+    </w:p>
+    <w:p>
+      <w:r>
+        <w:t xml:space="preserve">(b) On an empty stomach</w:t>
+      </w:r>
+    </w:p>
+    <w:p>
+      <w:r>
+        <w:t xml:space="preserve">(c) At bedtime only</w:t>
+      </w:r>
+    </w:p>
+    <w:p>
+      <w:r>
+        <w:t xml:space="preserve">(d) With calcium supplements only</w:t>
+      </w:r>
+    </w:p>
+    <w:p>
+      <w:r>
+        <w:t xml:space="preserve">Answer: a</w:t>
+      </w:r>
+    </w:p>
+    <w:p>
+      <w:r>
+        <w:t xml:space="preserve">Solution: ✅ Correct Answer: a</w:t>
+      </w:r>
+    </w:p>
+    <w:p>
+      <w:r>
+        <w:t xml:space="preserve">🧠 Clinical Rationale: PHOSPHATE BINDERS (calcium carbonate, sevelamer) are taken WITH MEALS to bind PHOSPHORUS in food and reduce absorption. HYPERPHOSPHATEMIA in renal failure causes itching, bone disease, and secondary hyperparathyroidism. The nurse monitors serum phosphorus.</w:t>
+      </w:r>
+    </w:p>
+    <w:p>
+      <w:r>
+        <w:t xml:space="preserve">❌ Why Not Other Options?</w:t>
+      </w:r>
+    </w:p>
+    <w:p>
+      <w:r>
+        <w:t xml:space="preserve">(b) — Empty-stomach dosing misses the dietary phosphate it must bind.</w:t>
+      </w:r>
+    </w:p>
+    <w:p>
+      <w:r>
+        <w:t xml:space="preserve">(c) — Bedtime-only dosing leaves meals unbound.</w:t>
+      </w:r>
+    </w:p>
+    <w:p>
+      <w:r>
+        <w:t xml:space="preserve">(d) — They are taken with meals, not just with calcium.</w:t>
+      </w:r>
+    </w:p>
+    <w:p>
+      <w:r>
+        <w:t xml:space="preserve">⚠️ Exam Trap: "Phosphate binders = WITH meals (they bind the phosphorus you just ate)." In renal failure: phosphorus ↑, calcium ↓ — the inverse pair again.</w:t>
+      </w:r>
+    </w:p>
+    <w:p>
+      <w:r>
+        <w:t xml:space="preserve">💎 PNC Pearl: "Bind the phosphate at the plate — with meals, every time."</w:t>
+      </w:r>
+    </w:p>
+    <w:p>
+      <w:r>
+        <w:t xml:space="preserve">Positive Marks: 1</w:t>
+      </w:r>
+    </w:p>
+    <w:p>
+      <w:r>
+        <w:t xml:space="preserve">Negative Marks: 0.25</w:t>
+      </w:r>
+    </w:p>
+    <w:p>
+      <w:r>
+        <w:t xml:space="preserve"/>
+      </w:r>
+    </w:p>
+    <w:p>
+      <w:r>
+        <w:t xml:space="preserve">Question: The nurse is caring for a patient with a fractured pelvis. Which complication is most important to monitor for?</w:t>
+      </w:r>
+    </w:p>
+    <w:p>
+      <w:r>
+        <w:t xml:space="preserve">(a) Internal hemorrhage and shock</w:t>
+      </w:r>
+    </w:p>
+    <w:p>
+      <w:r>
+        <w:t xml:space="preserve">(b) Hypothyroidism</w:t>
+      </w:r>
+    </w:p>
+    <w:p>
+      <w:r>
+        <w:t xml:space="preserve">(c) Hyperglycemia</w:t>
+      </w:r>
+    </w:p>
+    <w:p>
+      <w:r>
+        <w:t xml:space="preserve">(d) Skin rash</w:t>
+      </w:r>
+    </w:p>
+    <w:p>
+      <w:r>
+        <w:t xml:space="preserve">Answer: a</w:t>
+      </w:r>
+    </w:p>
+    <w:p>
+      <w:r>
+        <w:t xml:space="preserve">Solution: ✅ Correct Answer: a</w:t>
+      </w:r>
+    </w:p>
+    <w:p>
+      <w:r>
+        <w:t xml:space="preserve">🧠 Clinical Rationale: PELVIC FRACTURES can cause significant INTERNAL BLEEDING (pelvic vessels) with HYPOVOLEMIC SHOCK. The nurse monitors VITAL SIGNS, HEMOGLOBIN, URINE (hematuria suggests bladder/urethral injury), and neurologic status. Immobilization, analgesia, and surgical stabilization may be needed.</w:t>
+      </w:r>
+    </w:p>
+    <w:p>
+      <w:r>
+        <w:t xml:space="preserve">❌ Why Not Other Options?</w:t>
+      </w:r>
+    </w:p>
+    <w:p>
+      <w:r>
+        <w:t xml:space="preserve">(b) — Hypothyroidism is unrelated to pelvic trauma.</w:t>
+      </w:r>
+    </w:p>
+    <w:p>
+      <w:r>
+        <w:t xml:space="preserve">(c) — Hyperglycemia is not the fracture-specific complication.</w:t>
+      </w:r>
+    </w:p>
+    <w:p>
+      <w:r>
+        <w:t xml:space="preserve">(d) — Skin rash is irrelevant here.</w:t>
+      </w:r>
+    </w:p>
+    <w:p>
+      <w:r>
+        <w:t xml:space="preserve">⚠️ Exam Trap: "Pelvic fracture = hidden blood loss — watch for shock (tachycardia, hypotension, falling Hgb) + bladder/urethral injury (hematuria, inability to void)."</w:t>
+      </w:r>
+    </w:p>
+    <w:p>
+      <w:r>
+        <w:t xml:space="preserve">💎 PNC Pearl: "The pelvis can bleed silently — check vitals and the urine."</w:t>
+      </w:r>
+    </w:p>
+    <w:p>
+      <w:r>
+        <w:t xml:space="preserve">Positive Marks: 1</w:t>
+      </w:r>
+    </w:p>
+    <w:p>
+      <w:r>
+        <w:t xml:space="preserve">Negative Marks: 0.25</w:t>
+      </w:r>
+    </w:p>
+    <w:p>
+      <w:r>
+        <w:t xml:space="preserve"/>
+      </w:r>
+    </w:p>
+    <w:p>
+      <w:r>
+        <w:t xml:space="preserve">Question: The nurse is assessing a patient's deep tendon reflexes. Which finding is graded as normal?</w:t>
+      </w:r>
+    </w:p>
+    <w:p>
+      <w:r>
+        <w:t xml:space="preserve">(a) 2+</w:t>
+      </w:r>
+    </w:p>
+    <w:p>
+      <w:r>
+        <w:t xml:space="preserve">(b) 0</w:t>
+      </w:r>
+    </w:p>
+    <w:p>
+      <w:r>
+        <w:t xml:space="preserve">(c) 1+</w:t>
+      </w:r>
+    </w:p>
+    <w:p>
+      <w:r>
+        <w:t xml:space="preserve">(d) 4+</w:t>
+      </w:r>
+    </w:p>
+    <w:p>
+      <w:r>
+        <w:t xml:space="preserve">Answer: a</w:t>
+      </w:r>
+    </w:p>
+    <w:p>
+      <w:r>
+        <w:t xml:space="preserve">Solution: ✅ Correct Answer: a</w:t>
+      </w:r>
+    </w:p>
+    <w:p>
+      <w:r>
+        <w:t xml:space="preserve">🧠 Clinical Rationale: DTR grading: 0 = ABSENT, 1+ = HYPOACTIVE, 2+ = NORMAL, 3+ = BRISK, 4+ = HYPERACTIVE (with clonus). HYPERREFLEXIA suggests UPPER motor neuron lesions (stroke, spinal injury) or electrolyte imbalance (hypomagnesemia/hypocalcemia). HYPOREFLEXIA occurs in LOWER motor neuron lesions and MAGNESIUM toxicity.</w:t>
+      </w:r>
+    </w:p>
+    <w:p>
+      <w:r>
+        <w:t xml:space="preserve">❌ Why Not Other Options?</w:t>
+      </w:r>
+    </w:p>
+    <w:p>
+      <w:r>
+        <w:t xml:space="preserve">(b) — 0 is absent reflexes (LMN lesion, Mg toxicity).</w:t>
+      </w:r>
+    </w:p>
+    <w:p>
+      <w:r>
+        <w:t xml:space="preserve">(c) — 1+ is hypoactive.</w:t>
+      </w:r>
+    </w:p>
+    <w:p>
+      <w:r>
+        <w:t xml:space="preserve">(d) — 4+ is hyperactive with clonus (UMN lesion).</w:t>
+      </w:r>
+    </w:p>
+    <w:p>
+      <w:r>
+        <w:t xml:space="preserve">⚠️ Exam Trap: "DTR scale 0–4: 2+ = normal." Before each MgSO₄ dose in preeclampsia, check reflexes — loss of DTRs = magnesium toxicity (first sign).</w:t>
+      </w:r>
+    </w:p>
+    <w:p>
+      <w:r>
+        <w:t xml:space="preserve">💎 PNC Pearl: "Two plus is the normal tap — the reflex scale's center line."</w:t>
+      </w:r>
+    </w:p>
+    <w:p>
+      <w:r>
+        <w:t xml:space="preserve">Positive Marks: 1</w:t>
+      </w:r>
+    </w:p>
+    <w:p>
+      <w:r>
+        <w:t xml:space="preserve">Negative Marks: 0.25</w:t>
       </w:r>
     </w:p>
     <w:sectPr>
       <w:pgSz w:w="12240" w:h="15840"/>
-      <w:pgMar w:top="864" w:right="1008" w:bottom="864" w:left="1008" w:header="720" w:footer="720" w:gutter="0"/>
+      <w:pgMar w:top="1440" w:right="1800" w:bottom="1440" w:left="1800" w:header="720" w:footer="720" w:gutter="0"/>
       <w:cols w:space="720"/>
       <w:docGrid w:linePitch="360"/>
     </w:sectPr>
@@ -2535,10 +2065,6 @@
     <w:name w:val="Normal"/>
     <w:qFormat/>
     <w:rsid w:val="00FC693F"/>
-    <w:rPr>
-      <w:rFonts w:ascii="Calibri" w:hAnsi="Calibri"/>
-      <w:sz w:val="22"/>
-    </w:rPr>
   </w:style>
   <w:style w:type="paragraph" w:styleId="Header">
     <w:name w:val="header"/>
